--- a/docs/content/nmds_cluster_analysis/nmds_cluster_analysis_lecture.docx
+++ b/docs/content/nmds_cluster_analysis/nmds_cluster_analysis_lecture.docx
@@ -7,7 +7,7 @@
         <w:pStyle w:val="Title"/>
       </w:pPr>
       <w:r>
-        <w:t xml:space="preserve">NMDS &amp; Cluster Analysis</w:t>
+        <w:t xml:space="preserve">Lecture: NMDS &amp; Cluster Analysis</w:t>
       </w:r>
     </w:p>
     <w:p>
@@ -26,16 +26,26 @@
         <w:t xml:space="preserve">Bill Perry</w:t>
       </w:r>
     </w:p>
-    <w:bookmarkStart w:id="10" w:name="introduction-why-nmds"/>
-    <w:p>
-      <w:pPr>
-        <w:pStyle w:val="Heading1"/>
+    <w:bookmarkStart w:id="9" w:name="part-1-why-nmds"/>
+    <w:p>
+      <w:pPr>
+        <w:pStyle w:val="Heading2"/>
+      </w:pPr>
+      <w:r>
+        <w:t xml:space="preserve">Part 1 · Why NMDS?</w:t>
+      </w:r>
+    </w:p>
+    <w:bookmarkEnd w:id="9"/>
+    <w:bookmarkStart w:id="11" w:name="introduction-why-nmds"/>
+    <w:p>
+      <w:pPr>
+        <w:pStyle w:val="Heading2"/>
       </w:pPr>
       <w:r>
         <w:t xml:space="preserve">Introduction: Why NMDS?</w:t>
       </w:r>
     </w:p>
-    <w:bookmarkStart w:id="9" w:name="X30094aa14b502bcb839e2a6ad0d123e4a33bd9a"/>
+    <w:bookmarkStart w:id="10" w:name="X30094aa14b502bcb839e2a6ad0d123e4a33bd9a"/>
     <w:p>
       <w:pPr>
         <w:pStyle w:val="Heading3"/>
@@ -300,23 +310,13 @@
         <w:t xml:space="preserve">makes it remarkably robust for ecological data.</w:t>
       </w:r>
     </w:p>
-    <w:bookmarkEnd w:id="9"/>
     <w:bookmarkEnd w:id="10"/>
-    <w:bookmarkStart w:id="11" w:name="X29119f4e8e9c7cd3dbd018dd3cfcd76559c2d60"/>
-    <w:p>
-      <w:pPr>
-        <w:pStyle w:val="Heading1"/>
-      </w:pPr>
-      <w:r>
-        <w:rPr>
-          <w:b/>
-          <w:bCs/>
-        </w:rPr>
-        <w:t xml:space="preserve">Lecture 18:</w:t>
-      </w:r>
-      <w:r>
-        <w:t xml:space="preserve"> </w:t>
-      </w:r>
+    <w:bookmarkEnd w:id="11"/>
+    <w:bookmarkStart w:id="12" w:name="nmds---multivariate-community-analysis"/>
+    <w:p>
+      <w:pPr>
+        <w:pStyle w:val="Heading2"/>
+      </w:pPr>
       <w:r>
         <w:t xml:space="preserve">NMDS - Multivariate Community Analysis</w:t>
       </w:r>
@@ -1517,17 +1517,17 @@
         </w:tc>
       </w:tr>
     </w:tbl>
-    <w:bookmarkEnd w:id="11"/>
-    <w:bookmarkStart w:id="16" w:name="todays-data-the-doubs-river"/>
-    <w:p>
-      <w:pPr>
-        <w:pStyle w:val="Heading1"/>
+    <w:bookmarkEnd w:id="12"/>
+    <w:bookmarkStart w:id="17" w:name="todays-data-the-doubs-river"/>
+    <w:p>
+      <w:pPr>
+        <w:pStyle w:val="Heading2"/>
       </w:pPr>
       <w:r>
         <w:t xml:space="preserve">Today’s Data: The Doubs River</w:t>
       </w:r>
     </w:p>
-    <w:bookmarkStart w:id="12" w:name="about-the-doubs-river-dataset"/>
+    <w:bookmarkStart w:id="13" w:name="about-the-doubs-river-dataset"/>
     <w:p>
       <w:pPr>
         <w:pStyle w:val="Heading3"/>
@@ -1706,7 +1706,7 @@
         <w:t xml:space="preserve">Are there distinct community types?</w:t>
       </w:r>
     </w:p>
-    <w:bookmarkEnd w:id="12"/>
+    <w:bookmarkEnd w:id="13"/>
     <w:p>
       <w:pPr>
         <w:pStyle w:val="FirstParagraph"/>
@@ -1714,20 +1714,20 @@
       <w:r>
         <w:drawing>
           <wp:inline>
-            <wp:extent cx="5486400" cy="4572000"/>
+            <wp:extent cx="5334000" cy="5334000"/>
             <wp:effectExtent b="0" l="0" r="0" t="0"/>
-            <wp:docPr descr="" title="" id="14" name="Picture"/>
+            <wp:docPr descr="" title="" id="15" name="Picture"/>
             <a:graphic>
               <a:graphicData uri="http://schemas.openxmlformats.org/drawingml/2006/picture">
                 <pic:pic>
                   <pic:nvPicPr>
-                    <pic:cNvPr descr="nmds_cluster_analysis_lecture_files/figure-docx/river-overview-1.png" id="15" name="Picture"/>
+                    <pic:cNvPr descr="nmds_cluster_analysis_lecture_files/figure-docx/river-overview-1.png" id="16" name="Picture"/>
                     <pic:cNvPicPr>
                       <a:picLocks noChangeArrowheads="1" noChangeAspect="1"/>
                     </pic:cNvPicPr>
                   </pic:nvPicPr>
                   <pic:blipFill>
-                    <a:blip r:embed="rId13"/>
+                    <a:blip r:embed="rId14"/>
                     <a:stretch>
                       <a:fillRect/>
                     </a:stretch>
@@ -1735,7 +1735,7 @@
                   <pic:spPr bwMode="auto">
                     <a:xfrm>
                       <a:off x="0" y="0"/>
-                      <a:ext cx="5486400" cy="4572000"/>
+                      <a:ext cx="5334000" cy="5334000"/>
                     </a:xfrm>
                     <a:prstGeom prst="rect">
                       <a:avLst/>
@@ -1754,11 +1754,21 @@
         </w:drawing>
       </w:r>
     </w:p>
-    <w:bookmarkEnd w:id="16"/>
-    <w:bookmarkStart w:id="20" w:name="non-metric-multidimensional-scaling-nmds"/>
-    <w:p>
-      <w:pPr>
-        <w:pStyle w:val="Heading1"/>
+    <w:bookmarkEnd w:id="17"/>
+    <w:bookmarkStart w:id="18" w:name="part-2-the-nmds-algorithm"/>
+    <w:p>
+      <w:pPr>
+        <w:pStyle w:val="Heading2"/>
+      </w:pPr>
+      <w:r>
+        <w:t xml:space="preserve">Part 2 · The NMDS Algorithm</w:t>
+      </w:r>
+    </w:p>
+    <w:bookmarkEnd w:id="18"/>
+    <w:bookmarkStart w:id="25" w:name="non-metric-multidimensional-scaling-nmds"/>
+    <w:p>
+      <w:pPr>
+        <w:pStyle w:val="Heading2"/>
       </w:pPr>
       <w:r>
         <w:t xml:space="preserve">Non-metric Multidimensional Scaling (NMDS)</w:t>
@@ -2012,27 +2022,156 @@
         <w:t xml:space="preserve">typically range from 0 (identical) to 1 (completely different).</w:t>
       </w:r>
     </w:p>
-    <w:p>
-      <w:pPr>
-        <w:pStyle w:val="FirstParagraph"/>
+    <w:tbl>
+      <w:tblPr>
+        <w:tblStyle w:val="Table"/>
+        <w:tblLook w:firstRow="0" w:lastRow="0" w:firstColumn="0" w:lastColumn="0" w:noHBand="0" w:noVBand="0" w:val="0000"/>
+        <w:tblBorders>
+          <w:top w:val="single" w:sz="4" w:space="0" w:color="0758E5"/>
+          <w:left w:val="single" w:sz="24" w:space="0" w:color="0758E5"/>
+          <w:bottom w:val="single" w:sz="4" w:space="0" w:color="0758E5"/>
+          <w:right w:val="single" w:sz="4" w:space="0" w:color="0758E5"/>
+        </w:tblBorders>
+        <w:tblCellMar>
+          <w:left w:w="144" w:type="dxa"/>
+          <w:right w:w="144" w:type="dxa"/>
+        </w:tblCellMar>
+        <w:tblLook w:firstRow="0" w:lastRow="0" w:firstColumn="0" w:lastColumn="0" w:noHBand="0" w:noVBand="0" w:val="0000"/>
+      </w:tblPr>
+      <w:tr>
+        <w:trPr>
+          <w:cantSplit/>
+        </w:trPr>
+        <w:tc>
+          <w:tcPr>
+            <w:shd w:color="auto" w:fill="dae6fb" w:val="clear"/>
+            <w:tcMar>
+              <w:top w:w="92" w:type="dxa"/>
+              <w:bottom w:w="92" w:type="dxa"/>
+            </w:tcMar>
+          </w:tcPr>
+          <w:p>
+            <w:pPr>
+              <w:pStyle w:val="FirstParagraph"/>
+            </w:pPr>
+            <w:pPr>
+              <w:spacing w:before="0" w:after="0"/>
+              <w:textAlignment w:val="center"/>
+            </w:pPr>
+            <w:r>
+              <w:drawing>
+                <wp:inline>
+                  <wp:extent cx="152400" cy="152400"/>
+                  <wp:effectExtent b="0" l="0" r="0" t="0"/>
+                  <wp:docPr descr="" title="" id="20" name="Picture"/>
+                  <a:graphic>
+                    <a:graphicData uri="http://schemas.openxmlformats.org/drawingml/2006/picture">
+                      <pic:pic>
+                        <pic:nvPicPr>
+                          <pic:cNvPr descr="/Applications/Positron.app/Contents/Resources/app/quarto/share/formats/docx/note.png" id="21" name="Picture"/>
+                          <pic:cNvPicPr>
+                            <a:picLocks noChangeArrowheads="1" noChangeAspect="1"/>
+                          </pic:cNvPicPr>
+                        </pic:nvPicPr>
+                        <pic:blipFill>
+                          <a:blip r:embed="rId19"/>
+                          <a:stretch>
+                            <a:fillRect/>
+                          </a:stretch>
+                        </pic:blipFill>
+                        <pic:spPr bwMode="auto">
+                          <a:xfrm>
+                            <a:off x="0" y="0"/>
+                            <a:ext cx="152400" cy="152400"/>
+                          </a:xfrm>
+                          <a:prstGeom prst="rect">
+                            <a:avLst/>
+                          </a:prstGeom>
+                          <a:noFill/>
+                          <a:ln w="9525">
+                            <a:noFill/>
+                            <a:headEnd/>
+                            <a:tailEnd/>
+                          </a:ln>
+                        </pic:spPr>
+                      </pic:pic>
+                    </a:graphicData>
+                  </a:graphic>
+                </wp:inline>
+              </w:drawing>
+            </w:r>
+            <w:r>
+              <w:t xml:space="preserve"> </w:t>
+            </w:r>
+            <w:r>
+              <w:t xml:space="preserve"> </w:t>
+            </w:r>
+            <w:r>
+              <w:t xml:space="preserve">Note</w:t>
+            </w:r>
+          </w:p>
+        </w:tc>
+      </w:tr>
+      <w:tr>
+        <w:trPr>
+          <w:cantSplit/>
+        </w:trPr>
+        <w:tc>
+          <w:tcPr>
+            <w:tcMar>
+              <w:top w:w="108" w:type="dxa"/>
+              <w:bottom w:w="108" w:type="dxa"/>
+            </w:tcMar>
+          </w:tcPr>
+          <w:p>
+            <w:pPr>
+              <w:pStyle w:val="BodyText"/>
+            </w:pPr>
+            <w:pPr>
+              <w:spacing w:before="16" w:after="16"/>
+            </w:pPr>
+            <w:r>
+              <w:t xml:space="preserve">Gotelli &amp; Ellison,</w:t>
+            </w:r>
+            <w:r>
+              <w:t xml:space="preserve"> </w:t>
+            </w:r>
+            <w:r>
+              <w:rPr>
+                <w:i/>
+                <w:iCs/>
+              </w:rPr>
+              <w:t xml:space="preserve">A Primer of Ecological Statistics</w:t>
+            </w:r>
+            <w:r>
+              <w:t xml:space="preserve">, Ch. 12 — The Analysis of Multivariate Data, covers ordination methods including NMDS.</w:t>
+            </w:r>
+          </w:p>
+          <w:p/>
+        </w:tc>
+      </w:tr>
+    </w:tbl>
+    <w:p>
+      <w:pPr>
+        <w:pStyle w:val="BodyText"/>
       </w:pPr>
       <w:r>
         <w:drawing>
           <wp:inline>
-            <wp:extent cx="4572000" cy="5486400"/>
+            <wp:extent cx="5334000" cy="5334000"/>
             <wp:effectExtent b="0" l="0" r="0" t="0"/>
-            <wp:docPr descr="" title="" id="18" name="Picture"/>
+            <wp:docPr descr="" title="" id="23" name="Picture"/>
             <a:graphic>
               <a:graphicData uri="http://schemas.openxmlformats.org/drawingml/2006/picture">
                 <pic:pic>
                   <pic:nvPicPr>
-                    <pic:cNvPr descr="nmds_cluster_analysis_lecture_files/figure-docx/nmds-process-diagram-1.png" id="19" name="Picture"/>
+                    <pic:cNvPr descr="nmds_cluster_analysis_lecture_files/figure-docx/nmds-process-diagram-1.png" id="24" name="Picture"/>
                     <pic:cNvPicPr>
                       <a:picLocks noChangeArrowheads="1" noChangeAspect="1"/>
                     </pic:cNvPicPr>
                   </pic:nvPicPr>
                   <pic:blipFill>
-                    <a:blip r:embed="rId17"/>
+                    <a:blip r:embed="rId22"/>
                     <a:stretch>
                       <a:fillRect/>
                     </a:stretch>
@@ -2040,7 +2179,7 @@
                   <pic:spPr bwMode="auto">
                     <a:xfrm>
                       <a:off x="0" y="0"/>
-                      <a:ext cx="4572000" cy="5486400"/>
+                      <a:ext cx="5334000" cy="5334000"/>
                     </a:xfrm>
                     <a:prstGeom prst="rect">
                       <a:avLst/>
@@ -2059,11 +2198,11 @@
         </w:drawing>
       </w:r>
     </w:p>
-    <w:bookmarkEnd w:id="20"/>
-    <w:bookmarkStart w:id="21" w:name="why-bray-curtis-for-community-data"/>
-    <w:p>
-      <w:pPr>
-        <w:pStyle w:val="Heading1"/>
+    <w:bookmarkEnd w:id="25"/>
+    <w:bookmarkStart w:id="26" w:name="why-bray-curtis-for-community-data"/>
+    <w:p>
+      <w:pPr>
+        <w:pStyle w:val="Heading2"/>
       </w:pPr>
       <w:r>
         <w:t xml:space="preserve">Why Bray-Curtis for Community Data?</w:t>
@@ -2578,11 +2717,11 @@
         <w:t xml:space="preserve">proportion would need to be moved to make the sites identical?”</w:t>
       </w:r>
     </w:p>
-    <w:bookmarkEnd w:id="21"/>
-    <w:bookmarkStart w:id="22" w:name="the-nmds-algorithm"/>
-    <w:p>
-      <w:pPr>
-        <w:pStyle w:val="Heading1"/>
+    <w:bookmarkEnd w:id="26"/>
+    <w:bookmarkStart w:id="27" w:name="the-nmds-algorithm"/>
+    <w:p>
+      <w:pPr>
+        <w:pStyle w:val="Heading2"/>
       </w:pPr>
       <w:r>
         <w:t xml:space="preserve">The NMDS Algorithm</w:t>
@@ -2750,11 +2889,11 @@
         <w:t xml:space="preserve">then A should be closer to B than to C in the ordination</w:t>
       </w:r>
     </w:p>
-    <w:bookmarkEnd w:id="22"/>
-    <w:bookmarkStart w:id="26" w:name="how-nmds-works-step-by-step"/>
-    <w:p>
-      <w:pPr>
-        <w:pStyle w:val="Heading1"/>
+    <w:bookmarkEnd w:id="27"/>
+    <w:bookmarkStart w:id="31" w:name="how-nmds-works-step-by-step"/>
+    <w:p>
+      <w:pPr>
+        <w:pStyle w:val="Heading2"/>
       </w:pPr>
       <w:r>
         <w:t xml:space="preserve">How NMDS Works step by step</w:t>
@@ -2991,20 +3130,20 @@
       <w:r>
         <w:drawing>
           <wp:inline>
-            <wp:extent cx="5486400" cy="3657600"/>
+            <wp:extent cx="5334000" cy="5334000"/>
             <wp:effectExtent b="0" l="0" r="0" t="0"/>
-            <wp:docPr descr="" title="" id="24" name="Picture"/>
+            <wp:docPr descr="" title="" id="29" name="Picture"/>
             <a:graphic>
               <a:graphicData uri="http://schemas.openxmlformats.org/drawingml/2006/picture">
                 <pic:pic>
                   <pic:nvPicPr>
-                    <pic:cNvPr descr="nmds_cluster_analysis_lecture_files/figure-docx/stress-visualization-1.png" id="25" name="Picture"/>
+                    <pic:cNvPr descr="nmds_cluster_analysis_lecture_files/figure-docx/stress-visualization-1.png" id="30" name="Picture"/>
                     <pic:cNvPicPr>
                       <a:picLocks noChangeArrowheads="1" noChangeAspect="1"/>
                     </pic:cNvPicPr>
                   </pic:nvPicPr>
                   <pic:blipFill>
-                    <a:blip r:embed="rId23"/>
+                    <a:blip r:embed="rId28"/>
                     <a:stretch>
                       <a:fillRect/>
                     </a:stretch>
@@ -3012,7 +3151,7 @@
                   <pic:spPr bwMode="auto">
                     <a:xfrm>
                       <a:off x="0" y="0"/>
-                      <a:ext cx="5486400" cy="3657600"/>
+                      <a:ext cx="5334000" cy="5334000"/>
                     </a:xfrm>
                     <a:prstGeom prst="rect">
                       <a:avLst/>
@@ -3031,11 +3170,21 @@
         </w:drawing>
       </w:r>
     </w:p>
-    <w:bookmarkEnd w:id="26"/>
-    <w:bookmarkStart w:id="30" w:name="understanding-stress"/>
-    <w:p>
-      <w:pPr>
-        <w:pStyle w:val="Heading1"/>
+    <w:bookmarkEnd w:id="31"/>
+    <w:bookmarkStart w:id="32" w:name="part-3-stress-and-model-diagnostics"/>
+    <w:p>
+      <w:pPr>
+        <w:pStyle w:val="Heading2"/>
+      </w:pPr>
+      <w:r>
+        <w:t xml:space="preserve">Part 3 · Stress and Model Diagnostics</w:t>
+      </w:r>
+    </w:p>
+    <w:bookmarkEnd w:id="32"/>
+    <w:bookmarkStart w:id="36" w:name="understanding-stress"/>
+    <w:p>
+      <w:pPr>
+        <w:pStyle w:val="Heading2"/>
       </w:pPr>
       <w:r>
         <w:t xml:space="preserve">Understanding Stress</w:t>
@@ -3268,20 +3417,20 @@
       <w:r>
         <w:drawing>
           <wp:inline>
-            <wp:extent cx="3200400" cy="3200400"/>
+            <wp:extent cx="5334000" cy="5334000"/>
             <wp:effectExtent b="0" l="0" r="0" t="0"/>
-            <wp:docPr descr="" title="" id="28" name="Picture"/>
+            <wp:docPr descr="" title="" id="34" name="Picture"/>
             <a:graphic>
               <a:graphicData uri="http://schemas.openxmlformats.org/drawingml/2006/picture">
                 <pic:pic>
                   <pic:nvPicPr>
-                    <pic:cNvPr descr="nmds_cluster_analysis_lecture_files/figure-docx/shepard-diagram_1-1.png" id="29" name="Picture"/>
+                    <pic:cNvPr descr="nmds_cluster_analysis_lecture_files/figure-docx/shepard-diagram_1-1.png" id="35" name="Picture"/>
                     <pic:cNvPicPr>
                       <a:picLocks noChangeArrowheads="1" noChangeAspect="1"/>
                     </pic:cNvPicPr>
                   </pic:nvPicPr>
                   <pic:blipFill>
-                    <a:blip r:embed="rId27"/>
+                    <a:blip r:embed="rId33"/>
                     <a:stretch>
                       <a:fillRect/>
                     </a:stretch>
@@ -3289,7 +3438,7 @@
                   <pic:spPr bwMode="auto">
                     <a:xfrm>
                       <a:off x="0" y="0"/>
-                      <a:ext cx="3200400" cy="3200400"/>
+                      <a:ext cx="5334000" cy="5334000"/>
                     </a:xfrm>
                     <a:prstGeom prst="rect">
                       <a:avLst/>
@@ -3308,11 +3457,11 @@
         </w:drawing>
       </w:r>
     </w:p>
-    <w:bookmarkEnd w:id="30"/>
-    <w:bookmarkStart w:id="34" w:name="interpreting-the-shepard-diagram"/>
-    <w:p>
-      <w:pPr>
-        <w:pStyle w:val="Heading1"/>
+    <w:bookmarkEnd w:id="36"/>
+    <w:bookmarkStart w:id="40" w:name="interpreting-the-shepard-diagram"/>
+    <w:p>
+      <w:pPr>
+        <w:pStyle w:val="Heading2"/>
       </w:pPr>
       <w:r>
         <w:t xml:space="preserve">Interpreting the Shepard Diagram</w:t>
@@ -3555,20 +3704,20 @@
       <w:r>
         <w:drawing>
           <wp:inline>
-            <wp:extent cx="3200400" cy="3200400"/>
+            <wp:extent cx="5334000" cy="5334000"/>
             <wp:effectExtent b="0" l="0" r="0" t="0"/>
-            <wp:docPr descr="" title="" id="32" name="Picture"/>
+            <wp:docPr descr="" title="" id="38" name="Picture"/>
             <a:graphic>
               <a:graphicData uri="http://schemas.openxmlformats.org/drawingml/2006/picture">
                 <pic:pic>
                   <pic:nvPicPr>
-                    <pic:cNvPr descr="nmds_cluster_analysis_lecture_files/figure-docx/shepard-diagram-1.png" id="33" name="Picture"/>
+                    <pic:cNvPr descr="nmds_cluster_analysis_lecture_files/figure-docx/shepard-diagram-1.png" id="39" name="Picture"/>
                     <pic:cNvPicPr>
                       <a:picLocks noChangeArrowheads="1" noChangeAspect="1"/>
                     </pic:cNvPicPr>
                   </pic:nvPicPr>
                   <pic:blipFill>
-                    <a:blip r:embed="rId31"/>
+                    <a:blip r:embed="rId37"/>
                     <a:stretch>
                       <a:fillRect/>
                     </a:stretch>
@@ -3576,7 +3725,7 @@
                   <pic:spPr bwMode="auto">
                     <a:xfrm>
                       <a:off x="0" y="0"/>
-                      <a:ext cx="3200400" cy="3200400"/>
+                      <a:ext cx="5334000" cy="5334000"/>
                     </a:xfrm>
                     <a:prstGeom prst="rect">
                       <a:avLst/>
@@ -3595,11 +3744,11 @@
         </w:drawing>
       </w:r>
     </w:p>
-    <w:bookmarkEnd w:id="34"/>
-    <w:bookmarkStart w:id="38" w:name="choosing-the-number-of-dimensions"/>
-    <w:p>
-      <w:pPr>
-        <w:pStyle w:val="Heading1"/>
+    <w:bookmarkEnd w:id="40"/>
+    <w:bookmarkStart w:id="44" w:name="choosing-the-number-of-dimensions"/>
+    <w:p>
+      <w:pPr>
+        <w:pStyle w:val="Heading2"/>
       </w:pPr>
       <w:r>
         <w:t xml:space="preserve">Choosing the Number of Dimensions</w:t>
@@ -3658,20 +3807,20 @@
       <w:r>
         <w:drawing>
           <wp:inline>
-            <wp:extent cx="5943600" cy="4245428"/>
+            <wp:extent cx="5334000" cy="5334000"/>
             <wp:effectExtent b="0" l="0" r="0" t="0"/>
-            <wp:docPr descr="" title="" id="36" name="Picture"/>
+            <wp:docPr descr="" title="" id="42" name="Picture"/>
             <a:graphic>
               <a:graphicData uri="http://schemas.openxmlformats.org/drawingml/2006/picture">
                 <pic:pic>
                   <pic:nvPicPr>
-                    <pic:cNvPr descr="nmds_cluster_analysis_lecture_files/figure-docx/dimension-selection-1.png" id="37" name="Picture"/>
+                    <pic:cNvPr descr="nmds_cluster_analysis_lecture_files/figure-docx/dimension-selection-1.png" id="43" name="Picture"/>
                     <pic:cNvPicPr>
                       <a:picLocks noChangeArrowheads="1" noChangeAspect="1"/>
                     </pic:cNvPicPr>
                   </pic:nvPicPr>
                   <pic:blipFill>
-                    <a:blip r:embed="rId35"/>
+                    <a:blip r:embed="rId41"/>
                     <a:stretch>
                       <a:fillRect/>
                     </a:stretch>
@@ -3679,7 +3828,7 @@
                   <pic:spPr bwMode="auto">
                     <a:xfrm>
                       <a:off x="0" y="0"/>
-                      <a:ext cx="5943600" cy="4245428"/>
+                      <a:ext cx="5334000" cy="5334000"/>
                     </a:xfrm>
                     <a:prstGeom prst="rect">
                       <a:avLst/>
@@ -3698,11 +3847,11 @@
         </w:drawing>
       </w:r>
     </w:p>
-    <w:bookmarkEnd w:id="38"/>
-    <w:bookmarkStart w:id="42" w:name="nmds-assumptions"/>
-    <w:p>
-      <w:pPr>
-        <w:pStyle w:val="Heading1"/>
+    <w:bookmarkEnd w:id="44"/>
+    <w:bookmarkStart w:id="48" w:name="nmds-assumptions"/>
+    <w:p>
+      <w:pPr>
+        <w:pStyle w:val="Heading2"/>
       </w:pPr>
       <w:r>
         <w:t xml:space="preserve">NMDS Assumptions</w:t>
@@ -3875,20 +4024,20 @@
       <w:r>
         <w:drawing>
           <wp:inline>
-            <wp:extent cx="5486400" cy="4572000"/>
+            <wp:extent cx="5334000" cy="5334000"/>
             <wp:effectExtent b="0" l="0" r="0" t="0"/>
-            <wp:docPr descr="" title="" id="40" name="Picture"/>
+            <wp:docPr descr="" title="" id="46" name="Picture"/>
             <a:graphic>
               <a:graphicData uri="http://schemas.openxmlformats.org/drawingml/2006/picture">
                 <pic:pic>
                   <pic:nvPicPr>
-                    <pic:cNvPr descr="nmds_cluster_analysis_lecture_files/figure-docx/nmds-robustness-1.png" id="41" name="Picture"/>
+                    <pic:cNvPr descr="nmds_cluster_analysis_lecture_files/figure-docx/nmds-robustness-1.png" id="47" name="Picture"/>
                     <pic:cNvPicPr>
                       <a:picLocks noChangeArrowheads="1" noChangeAspect="1"/>
                     </pic:cNvPicPr>
                   </pic:nvPicPr>
                   <pic:blipFill>
-                    <a:blip r:embed="rId39"/>
+                    <a:blip r:embed="rId45"/>
                     <a:stretch>
                       <a:fillRect/>
                     </a:stretch>
@@ -3896,7 +4045,7 @@
                   <pic:spPr bwMode="auto">
                     <a:xfrm>
                       <a:off x="0" y="0"/>
-                      <a:ext cx="5486400" cy="4572000"/>
+                      <a:ext cx="5334000" cy="5334000"/>
                     </a:xfrm>
                     <a:prstGeom prst="rect">
                       <a:avLst/>
@@ -3915,17 +4064,27 @@
         </w:drawing>
       </w:r>
     </w:p>
-    <w:bookmarkEnd w:id="42"/>
-    <w:bookmarkStart w:id="44" w:name="nmds-in-practice"/>
-    <w:p>
-      <w:pPr>
-        <w:pStyle w:val="Heading1"/>
+    <w:bookmarkEnd w:id="48"/>
+    <w:bookmarkStart w:id="49" w:name="part-4-running-and-visualizing-nmds"/>
+    <w:p>
+      <w:pPr>
+        <w:pStyle w:val="Heading2"/>
+      </w:pPr>
+      <w:r>
+        <w:t xml:space="preserve">Part 4 · Running and Visualizing NMDS</w:t>
+      </w:r>
+    </w:p>
+    <w:bookmarkEnd w:id="49"/>
+    <w:bookmarkStart w:id="51" w:name="nmds-in-practice"/>
+    <w:p>
+      <w:pPr>
+        <w:pStyle w:val="Heading2"/>
       </w:pPr>
       <w:r>
         <w:t xml:space="preserve">NMDS in Practice</w:t>
       </w:r>
     </w:p>
-    <w:bookmarkStart w:id="43" w:name="running-nmds-on-fish-communities"/>
+    <w:bookmarkStart w:id="50" w:name="running-nmds-on-fish-communities"/>
     <w:p>
       <w:pPr>
         <w:pStyle w:val="Heading3"/>
@@ -4583,12 +4742,12 @@
         <w:t xml:space="preserve">## Final stress: 0.074</w:t>
       </w:r>
     </w:p>
-    <w:bookmarkEnd w:id="43"/>
-    <w:bookmarkEnd w:id="44"/>
-    <w:bookmarkStart w:id="48" w:name="nmds-in-practice-1"/>
-    <w:p>
-      <w:pPr>
-        <w:pStyle w:val="Heading1"/>
+    <w:bookmarkEnd w:id="50"/>
+    <w:bookmarkEnd w:id="51"/>
+    <w:bookmarkStart w:id="55" w:name="nmds-in-practice-1"/>
+    <w:p>
+      <w:pPr>
+        <w:pStyle w:val="Heading2"/>
       </w:pPr>
       <w:r>
         <w:t xml:space="preserve">NMDS in Practice</w:t>
@@ -4737,20 +4896,20 @@
       <w:r>
         <w:drawing>
           <wp:inline>
-            <wp:extent cx="5486400" cy="4572000"/>
+            <wp:extent cx="5334000" cy="5334000"/>
             <wp:effectExtent b="0" l="0" r="0" t="0"/>
-            <wp:docPr descr="" title="" id="46" name="Picture"/>
+            <wp:docPr descr="" title="" id="53" name="Picture"/>
             <a:graphic>
               <a:graphicData uri="http://schemas.openxmlformats.org/drawingml/2006/picture">
                 <pic:pic>
                   <pic:nvPicPr>
-                    <pic:cNvPr descr="nmds_cluster_analysis_lecture_files/figure-docx/stress-diagnostic-1.png" id="47" name="Picture"/>
+                    <pic:cNvPr descr="nmds_cluster_analysis_lecture_files/figure-docx/stress-diagnostic-1.png" id="54" name="Picture"/>
                     <pic:cNvPicPr>
                       <a:picLocks noChangeArrowheads="1" noChangeAspect="1"/>
                     </pic:cNvPicPr>
                   </pic:nvPicPr>
                   <pic:blipFill>
-                    <a:blip r:embed="rId45"/>
+                    <a:blip r:embed="rId52"/>
                     <a:stretch>
                       <a:fillRect/>
                     </a:stretch>
@@ -4758,7 +4917,7 @@
                   <pic:spPr bwMode="auto">
                     <a:xfrm>
                       <a:off x="0" y="0"/>
-                      <a:ext cx="5486400" cy="4572000"/>
+                      <a:ext cx="5334000" cy="5334000"/>
                     </a:xfrm>
                     <a:prstGeom prst="rect">
                       <a:avLst/>
@@ -4777,11 +4936,11 @@
         </w:drawing>
       </w:r>
     </w:p>
-    <w:bookmarkEnd w:id="48"/>
-    <w:bookmarkStart w:id="52" w:name="interpreting-nmds-output"/>
-    <w:p>
-      <w:pPr>
-        <w:pStyle w:val="Heading1"/>
+    <w:bookmarkEnd w:id="55"/>
+    <w:bookmarkStart w:id="59" w:name="interpreting-nmds-output"/>
+    <w:p>
+      <w:pPr>
+        <w:pStyle w:val="Heading2"/>
       </w:pPr>
       <w:r>
         <w:t xml:space="preserve">Interpreting NMDS Output</w:t>
@@ -4924,20 +5083,20 @@
       <w:r>
         <w:drawing>
           <wp:inline>
-            <wp:extent cx="5486400" cy="4572000"/>
+            <wp:extent cx="5334000" cy="5334000"/>
             <wp:effectExtent b="0" l="0" r="0" t="0"/>
-            <wp:docPr descr="" title="" id="50" name="Picture"/>
+            <wp:docPr descr="" title="" id="57" name="Picture"/>
             <a:graphic>
               <a:graphicData uri="http://schemas.openxmlformats.org/drawingml/2006/picture">
                 <pic:pic>
                   <pic:nvPicPr>
-                    <pic:cNvPr descr="nmds_cluster_analysis_lecture_files/figure-docx/basic-nmds-plot-1.png" id="51" name="Picture"/>
+                    <pic:cNvPr descr="nmds_cluster_analysis_lecture_files/figure-docx/basic-nmds-plot-1.png" id="58" name="Picture"/>
                     <pic:cNvPicPr>
                       <a:picLocks noChangeArrowheads="1" noChangeAspect="1"/>
                     </pic:cNvPicPr>
                   </pic:nvPicPr>
                   <pic:blipFill>
-                    <a:blip r:embed="rId49"/>
+                    <a:blip r:embed="rId56"/>
                     <a:stretch>
                       <a:fillRect/>
                     </a:stretch>
@@ -4945,7 +5104,7 @@
                   <pic:spPr bwMode="auto">
                     <a:xfrm>
                       <a:off x="0" y="0"/>
-                      <a:ext cx="5486400" cy="4572000"/>
+                      <a:ext cx="5334000" cy="5334000"/>
                     </a:xfrm>
                     <a:prstGeom prst="rect">
                       <a:avLst/>
@@ -4964,11 +5123,11 @@
         </w:drawing>
       </w:r>
     </w:p>
-    <w:bookmarkEnd w:id="52"/>
-    <w:bookmarkStart w:id="56" w:name="creating-enhanced-nmds-plots"/>
-    <w:p>
-      <w:pPr>
-        <w:pStyle w:val="Heading1"/>
+    <w:bookmarkEnd w:id="59"/>
+    <w:bookmarkStart w:id="63" w:name="creating-enhanced-nmds-plots"/>
+    <w:p>
+      <w:pPr>
+        <w:pStyle w:val="Heading2"/>
       </w:pPr>
       <w:r>
         <w:t xml:space="preserve">Creating Enhanced NMDS Plots</w:t>
@@ -5072,20 +5231,20 @@
       <w:r>
         <w:drawing>
           <wp:inline>
-            <wp:extent cx="5943600" cy="3467099"/>
+            <wp:extent cx="5334000" cy="5334000"/>
             <wp:effectExtent b="0" l="0" r="0" t="0"/>
-            <wp:docPr descr="" title="" id="54" name="Picture"/>
+            <wp:docPr descr="" title="" id="61" name="Picture"/>
             <a:graphic>
               <a:graphicData uri="http://schemas.openxmlformats.org/drawingml/2006/picture">
                 <pic:pic>
                   <pic:nvPicPr>
-                    <pic:cNvPr descr="nmds_cluster_analysis_lecture_files/figure-docx/enhanced-nmds-plots-1.png" id="55" name="Picture"/>
+                    <pic:cNvPr descr="nmds_cluster_analysis_lecture_files/figure-docx/enhanced-nmds-plots-1.png" id="62" name="Picture"/>
                     <pic:cNvPicPr>
                       <a:picLocks noChangeArrowheads="1" noChangeAspect="1"/>
                     </pic:cNvPicPr>
                   </pic:nvPicPr>
                   <pic:blipFill>
-                    <a:blip r:embed="rId53"/>
+                    <a:blip r:embed="rId60"/>
                     <a:stretch>
                       <a:fillRect/>
                     </a:stretch>
@@ -5093,7 +5252,7 @@
                   <pic:spPr bwMode="auto">
                     <a:xfrm>
                       <a:off x="0" y="0"/>
-                      <a:ext cx="5943600" cy="3467099"/>
+                      <a:ext cx="5334000" cy="5334000"/>
                     </a:xfrm>
                     <a:prstGeom prst="rect">
                       <a:avLst/>
@@ -5112,11 +5271,11 @@
         </w:drawing>
       </w:r>
     </w:p>
-    <w:bookmarkEnd w:id="56"/>
-    <w:bookmarkStart w:id="60" w:name="X56b71823fabb2e7237b67a44c5cdca3daaa56b6"/>
-    <w:p>
-      <w:pPr>
-        <w:pStyle w:val="Heading1"/>
+    <w:bookmarkEnd w:id="63"/>
+    <w:bookmarkStart w:id="67" w:name="X56b71823fabb2e7237b67a44c5cdca3daaa56b6"/>
+    <w:p>
+      <w:pPr>
+        <w:pStyle w:val="Heading2"/>
       </w:pPr>
       <w:r>
         <w:t xml:space="preserve">Different plot using the actual hull definitions from vegan</w:t>
@@ -5129,20 +5288,20 @@
       <w:r>
         <w:drawing>
           <wp:inline>
-            <wp:extent cx="5486400" cy="4572000"/>
+            <wp:extent cx="5334000" cy="5334000"/>
             <wp:effectExtent b="0" l="0" r="0" t="0"/>
-            <wp:docPr descr="" title="" id="58" name="Picture"/>
+            <wp:docPr descr="" title="" id="65" name="Picture"/>
             <a:graphic>
               <a:graphicData uri="http://schemas.openxmlformats.org/drawingml/2006/picture">
                 <pic:pic>
                   <pic:nvPicPr>
-                    <pic:cNvPr descr="nmds_cluster_analysis_lecture_files/figure-docx/l18-03-1.png" id="59" name="Picture"/>
+                    <pic:cNvPr descr="nmds_cluster_analysis_lecture_files/figure-docx/l18-03-1.png" id="66" name="Picture"/>
                     <pic:cNvPicPr>
                       <a:picLocks noChangeArrowheads="1" noChangeAspect="1"/>
                     </pic:cNvPicPr>
                   </pic:nvPicPr>
                   <pic:blipFill>
-                    <a:blip r:embed="rId57"/>
+                    <a:blip r:embed="rId64"/>
                     <a:stretch>
                       <a:fillRect/>
                     </a:stretch>
@@ -5150,7 +5309,7 @@
                   <pic:spPr bwMode="auto">
                     <a:xfrm>
                       <a:off x="0" y="0"/>
-                      <a:ext cx="5486400" cy="4572000"/>
+                      <a:ext cx="5334000" cy="5334000"/>
                     </a:xfrm>
                     <a:prstGeom prst="rect">
                       <a:avLst/>
@@ -5169,11 +5328,21 @@
         </w:drawing>
       </w:r>
     </w:p>
-    <w:bookmarkEnd w:id="60"/>
-    <w:bookmarkStart w:id="64" w:name="X0e1df587b1fc14f5f6b0842c520e407a62429e5"/>
-    <w:p>
-      <w:pPr>
-        <w:pStyle w:val="Heading1"/>
+    <w:bookmarkEnd w:id="67"/>
+    <w:bookmarkStart w:id="68" w:name="part-5-permanova"/>
+    <w:p>
+      <w:pPr>
+        <w:pStyle w:val="Heading2"/>
+      </w:pPr>
+      <w:r>
+        <w:t xml:space="preserve">Part 5 · PERMANOVA</w:t>
+      </w:r>
+    </w:p>
+    <w:bookmarkEnd w:id="68"/>
+    <w:bookmarkStart w:id="72" w:name="X0e1df587b1fc14f5f6b0842c520e407a62429e5"/>
+    <w:p>
+      <w:pPr>
+        <w:pStyle w:val="Heading2"/>
       </w:pPr>
       <w:r>
         <w:t xml:space="preserve">PERMANOVA: Testing Multivariate Differences</w:t>
@@ -5379,20 +5548,20 @@
       <w:r>
         <w:drawing>
           <wp:inline>
-            <wp:extent cx="4572000" cy="5486400"/>
+            <wp:extent cx="5334000" cy="5334000"/>
             <wp:effectExtent b="0" l="0" r="0" t="0"/>
-            <wp:docPr descr="" title="" id="62" name="Picture"/>
+            <wp:docPr descr="" title="" id="70" name="Picture"/>
             <a:graphic>
               <a:graphicData uri="http://schemas.openxmlformats.org/drawingml/2006/picture">
                 <pic:pic>
                   <pic:nvPicPr>
-                    <pic:cNvPr descr="nmds_cluster_analysis_lecture_files/figure-docx/permanova-concept-plot-1.png" id="63" name="Picture"/>
+                    <pic:cNvPr descr="nmds_cluster_analysis_lecture_files/figure-docx/permanova-concept-plot-1.png" id="71" name="Picture"/>
                     <pic:cNvPicPr>
                       <a:picLocks noChangeArrowheads="1" noChangeAspect="1"/>
                     </pic:cNvPicPr>
                   </pic:nvPicPr>
                   <pic:blipFill>
-                    <a:blip r:embed="rId61"/>
+                    <a:blip r:embed="rId69"/>
                     <a:stretch>
                       <a:fillRect/>
                     </a:stretch>
@@ -5400,7 +5569,7 @@
                   <pic:spPr bwMode="auto">
                     <a:xfrm>
                       <a:off x="0" y="0"/>
-                      <a:ext cx="4572000" cy="5486400"/>
+                      <a:ext cx="5334000" cy="5334000"/>
                     </a:xfrm>
                     <a:prstGeom prst="rect">
                       <a:avLst/>
@@ -5419,11 +5588,11 @@
         </w:drawing>
       </w:r>
     </w:p>
-    <w:bookmarkEnd w:id="64"/>
-    <w:bookmarkStart w:id="68" w:name="how-permanova-works"/>
-    <w:p>
-      <w:pPr>
-        <w:pStyle w:val="Heading1"/>
+    <w:bookmarkEnd w:id="72"/>
+    <w:bookmarkStart w:id="76" w:name="how-permanova-works"/>
+    <w:p>
+      <w:pPr>
+        <w:pStyle w:val="Heading2"/>
       </w:pPr>
       <w:r>
         <w:t xml:space="preserve">How PERMANOVA Works</w:t>
@@ -5657,20 +5826,20 @@
       <w:r>
         <w:drawing>
           <wp:inline>
-            <wp:extent cx="5486400" cy="4572000"/>
+            <wp:extent cx="5334000" cy="5334000"/>
             <wp:effectExtent b="0" l="0" r="0" t="0"/>
-            <wp:docPr descr="" title="" id="66" name="Picture"/>
+            <wp:docPr descr="" title="" id="74" name="Picture"/>
             <a:graphic>
               <a:graphicData uri="http://schemas.openxmlformats.org/drawingml/2006/picture">
                 <pic:pic>
                   <pic:nvPicPr>
-                    <pic:cNvPr descr="nmds_cluster_analysis_lecture_files/figure-docx/permutation-distribution-1.png" id="67" name="Picture"/>
+                    <pic:cNvPr descr="nmds_cluster_analysis_lecture_files/figure-docx/permutation-distribution-1.png" id="75" name="Picture"/>
                     <pic:cNvPicPr>
                       <a:picLocks noChangeArrowheads="1" noChangeAspect="1"/>
                     </pic:cNvPicPr>
                   </pic:nvPicPr>
                   <pic:blipFill>
-                    <a:blip r:embed="rId65"/>
+                    <a:blip r:embed="rId73"/>
                     <a:stretch>
                       <a:fillRect/>
                     </a:stretch>
@@ -5678,7 +5847,7 @@
                   <pic:spPr bwMode="auto">
                     <a:xfrm>
                       <a:off x="0" y="0"/>
-                      <a:ext cx="5486400" cy="4572000"/>
+                      <a:ext cx="5334000" cy="5334000"/>
                     </a:xfrm>
                     <a:prstGeom prst="rect">
                       <a:avLst/>
@@ -5697,11 +5866,11 @@
         </w:drawing>
       </w:r>
     </w:p>
-    <w:bookmarkEnd w:id="68"/>
-    <w:bookmarkStart w:id="72" w:name="permanova-hypotheses"/>
-    <w:p>
-      <w:pPr>
-        <w:pStyle w:val="Heading1"/>
+    <w:bookmarkEnd w:id="76"/>
+    <w:bookmarkStart w:id="80" w:name="permanova-hypotheses"/>
+    <w:p>
+      <w:pPr>
+        <w:pStyle w:val="Heading2"/>
       </w:pPr>
       <w:r>
         <w:t xml:space="preserve">PERMANOVA Hypotheses</w:t>
@@ -5864,20 +6033,20 @@
       <w:r>
         <w:drawing>
           <wp:inline>
-            <wp:extent cx="4572000" cy="5486400"/>
+            <wp:extent cx="5334000" cy="5334000"/>
             <wp:effectExtent b="0" l="0" r="0" t="0"/>
-            <wp:docPr descr="" title="" id="70" name="Picture"/>
+            <wp:docPr descr="" title="" id="78" name="Picture"/>
             <a:graphic>
               <a:graphicData uri="http://schemas.openxmlformats.org/drawingml/2006/picture">
                 <pic:pic>
                   <pic:nvPicPr>
-                    <pic:cNvPr descr="nmds_cluster_analysis_lecture_files/figure-docx/hypothesis-visualization-1.png" id="71" name="Picture"/>
+                    <pic:cNvPr descr="nmds_cluster_analysis_lecture_files/figure-docx/hypothesis-visualization-1.png" id="79" name="Picture"/>
                     <pic:cNvPicPr>
                       <a:picLocks noChangeArrowheads="1" noChangeAspect="1"/>
                     </pic:cNvPicPr>
                   </pic:nvPicPr>
                   <pic:blipFill>
-                    <a:blip r:embed="rId69"/>
+                    <a:blip r:embed="rId77"/>
                     <a:stretch>
                       <a:fillRect/>
                     </a:stretch>
@@ -5885,7 +6054,7 @@
                   <pic:spPr bwMode="auto">
                     <a:xfrm>
                       <a:off x="0" y="0"/>
-                      <a:ext cx="4572000" cy="5486400"/>
+                      <a:ext cx="5334000" cy="5334000"/>
                     </a:xfrm>
                     <a:prstGeom prst="rect">
                       <a:avLst/>
@@ -5904,11 +6073,11 @@
         </w:drawing>
       </w:r>
     </w:p>
-    <w:bookmarkEnd w:id="72"/>
-    <w:bookmarkStart w:id="76" w:name="permanova-assumptions"/>
-    <w:p>
-      <w:pPr>
-        <w:pStyle w:val="Heading1"/>
+    <w:bookmarkEnd w:id="80"/>
+    <w:bookmarkStart w:id="84" w:name="permanova-assumptions"/>
+    <w:p>
+      <w:pPr>
+        <w:pStyle w:val="Heading2"/>
       </w:pPr>
       <w:r>
         <w:t xml:space="preserve">PERMANOVA Assumptions</w:t>
@@ -6200,20 +6369,20 @@
       <w:r>
         <w:drawing>
           <wp:inline>
-            <wp:extent cx="4572000" cy="5486400"/>
+            <wp:extent cx="5334000" cy="5334000"/>
             <wp:effectExtent b="0" l="0" r="0" t="0"/>
-            <wp:docPr descr="" title="" id="74" name="Picture"/>
+            <wp:docPr descr="" title="" id="82" name="Picture"/>
             <a:graphic>
               <a:graphicData uri="http://schemas.openxmlformats.org/drawingml/2006/picture">
                 <pic:pic>
                   <pic:nvPicPr>
-                    <pic:cNvPr descr="nmds_cluster_analysis_lecture_files/figure-docx/dispersion_plot-1.png" id="75" name="Picture"/>
+                    <pic:cNvPr descr="nmds_cluster_analysis_lecture_files/figure-docx/dispersion_plot-1.png" id="83" name="Picture"/>
                     <pic:cNvPicPr>
                       <a:picLocks noChangeArrowheads="1" noChangeAspect="1"/>
                     </pic:cNvPicPr>
                   </pic:nvPicPr>
                   <pic:blipFill>
-                    <a:blip r:embed="rId73"/>
+                    <a:blip r:embed="rId81"/>
                     <a:stretch>
                       <a:fillRect/>
                     </a:stretch>
@@ -6221,7 +6390,7 @@
                   <pic:spPr bwMode="auto">
                     <a:xfrm>
                       <a:off x="0" y="0"/>
-                      <a:ext cx="4572000" cy="5486400"/>
+                      <a:ext cx="5334000" cy="5334000"/>
                     </a:xfrm>
                     <a:prstGeom prst="rect">
                       <a:avLst/>
@@ -6240,11 +6409,11 @@
         </w:drawing>
       </w:r>
     </w:p>
-    <w:bookmarkEnd w:id="76"/>
-    <w:bookmarkStart w:id="77" w:name="running-permanova"/>
-    <w:p>
-      <w:pPr>
-        <w:pStyle w:val="Heading1"/>
+    <w:bookmarkEnd w:id="84"/>
+    <w:bookmarkStart w:id="85" w:name="running-permanova"/>
+    <w:p>
+      <w:pPr>
+        <w:pStyle w:val="Heading2"/>
       </w:pPr>
       <w:r>
         <w:t xml:space="preserve">Running PERMANOVA</w:t>
@@ -6605,11 +6774,11 @@
         <w:t xml:space="preserve">Very few permutations gave F ≥ observed F</w:t>
       </w:r>
     </w:p>
-    <w:bookmarkEnd w:id="77"/>
-    <w:bookmarkStart w:id="78" w:name="pairwise-permanova-tests"/>
-    <w:p>
-      <w:pPr>
-        <w:pStyle w:val="Heading1"/>
+    <w:bookmarkEnd w:id="85"/>
+    <w:bookmarkStart w:id="86" w:name="pairwise-permanova-tests"/>
+    <w:p>
+      <w:pPr>
+        <w:pStyle w:val="Heading2"/>
       </w:pPr>
       <w:r>
         <w:t xml:space="preserve">Pairwise PERMANOVA Tests</w:t>
@@ -6806,11 +6975,11 @@
         <w:t xml:space="preserve">## 3   *</w:t>
       </w:r>
     </w:p>
-    <w:bookmarkEnd w:id="78"/>
-    <w:bookmarkStart w:id="82" w:name="visualizing-permanova-results"/>
-    <w:p>
-      <w:pPr>
-        <w:pStyle w:val="Heading1"/>
+    <w:bookmarkEnd w:id="86"/>
+    <w:bookmarkStart w:id="90" w:name="visualizing-permanova-results"/>
+    <w:p>
+      <w:pPr>
+        <w:pStyle w:val="Heading2"/>
       </w:pPr>
       <w:r>
         <w:t xml:space="preserve">Visualizing PERMANOVA Results</w:t>
@@ -6835,20 +7004,20 @@
       <w:r>
         <w:drawing>
           <wp:inline>
-            <wp:extent cx="5943600" cy="3714750"/>
+            <wp:extent cx="5334000" cy="5334000"/>
             <wp:effectExtent b="0" l="0" r="0" t="0"/>
-            <wp:docPr descr="" title="" id="80" name="Picture"/>
+            <wp:docPr descr="" title="" id="88" name="Picture"/>
             <a:graphic>
               <a:graphicData uri="http://schemas.openxmlformats.org/drawingml/2006/picture">
                 <pic:pic>
                   <pic:nvPicPr>
-                    <pic:cNvPr descr="nmds_cluster_analysis_lecture_files/figure-docx/visualize-permanova-1.png" id="81" name="Picture"/>
+                    <pic:cNvPr descr="nmds_cluster_analysis_lecture_files/figure-docx/visualize-permanova-1.png" id="89" name="Picture"/>
                     <pic:cNvPicPr>
                       <a:picLocks noChangeArrowheads="1" noChangeAspect="1"/>
                     </pic:cNvPicPr>
                   </pic:nvPicPr>
                   <pic:blipFill>
-                    <a:blip r:embed="rId79"/>
+                    <a:blip r:embed="rId87"/>
                     <a:stretch>
                       <a:fillRect/>
                     </a:stretch>
@@ -6856,7 +7025,7 @@
                   <pic:spPr bwMode="auto">
                     <a:xfrm>
                       <a:off x="0" y="0"/>
-                      <a:ext cx="5943600" cy="3714750"/>
+                      <a:ext cx="5334000" cy="5334000"/>
                     </a:xfrm>
                     <a:prstGeom prst="rect">
                       <a:avLst/>
@@ -6875,11 +7044,21 @@
         </w:drawing>
       </w:r>
     </w:p>
-    <w:bookmarkEnd w:id="82"/>
-    <w:bookmarkStart w:id="86" w:name="anosim-analysis-of-similarities"/>
-    <w:p>
-      <w:pPr>
-        <w:pStyle w:val="Heading1"/>
+    <w:bookmarkEnd w:id="90"/>
+    <w:bookmarkStart w:id="91" w:name="part-6-anosim"/>
+    <w:p>
+      <w:pPr>
+        <w:pStyle w:val="Heading2"/>
+      </w:pPr>
+      <w:r>
+        <w:t xml:space="preserve">Part 6 · ANOSIM</w:t>
+      </w:r>
+    </w:p>
+    <w:bookmarkEnd w:id="91"/>
+    <w:bookmarkStart w:id="95" w:name="anosim-analysis-of-similarities"/>
+    <w:p>
+      <w:pPr>
+        <w:pStyle w:val="Heading2"/>
       </w:pPr>
       <w:r>
         <w:t xml:space="preserve">ANOSIM: Analysis of Similarities</w:t>
@@ -7072,20 +7251,20 @@
       <w:r>
         <w:drawing>
           <wp:inline>
-            <wp:extent cx="5943600" cy="5943600"/>
+            <wp:extent cx="5334000" cy="5334000"/>
             <wp:effectExtent b="0" l="0" r="0" t="0"/>
-            <wp:docPr descr="" title="" id="84" name="Picture"/>
+            <wp:docPr descr="" title="" id="93" name="Picture"/>
             <a:graphic>
               <a:graphicData uri="http://schemas.openxmlformats.org/drawingml/2006/picture">
                 <pic:pic>
                   <pic:nvPicPr>
-                    <pic:cNvPr descr="nmds_cluster_analysis_lecture_files/figure-docx/anosim-concept-diagram-1.png" id="85" name="Picture"/>
+                    <pic:cNvPr descr="nmds_cluster_analysis_lecture_files/figure-docx/anosim-concept-diagram-1.png" id="94" name="Picture"/>
                     <pic:cNvPicPr>
                       <a:picLocks noChangeArrowheads="1" noChangeAspect="1"/>
                     </pic:cNvPicPr>
                   </pic:nvPicPr>
                   <pic:blipFill>
-                    <a:blip r:embed="rId83"/>
+                    <a:blip r:embed="rId92"/>
                     <a:stretch>
                       <a:fillRect/>
                     </a:stretch>
@@ -7093,7 +7272,7 @@
                   <pic:spPr bwMode="auto">
                     <a:xfrm>
                       <a:off x="0" y="0"/>
-                      <a:ext cx="5943600" cy="5943600"/>
+                      <a:ext cx="5334000" cy="5334000"/>
                     </a:xfrm>
                     <a:prstGeom prst="rect">
                       <a:avLst/>
@@ -7112,11 +7291,11 @@
         </w:drawing>
       </w:r>
     </w:p>
-    <w:bookmarkEnd w:id="86"/>
-    <w:bookmarkStart w:id="87" w:name="how-anosim-works"/>
-    <w:p>
-      <w:pPr>
-        <w:pStyle w:val="Heading1"/>
+    <w:bookmarkEnd w:id="95"/>
+    <w:bookmarkStart w:id="96" w:name="how-anosim-works"/>
+    <w:p>
+      <w:pPr>
+        <w:pStyle w:val="Heading2"/>
       </w:pPr>
       <w:r>
         <w:t xml:space="preserve">How ANOSIM Works</w:t>
@@ -7568,11 +7747,11 @@
         <w:t xml:space="preserve">## Number of permutations: 999</w:t>
       </w:r>
     </w:p>
-    <w:bookmarkEnd w:id="87"/>
-    <w:bookmarkStart w:id="91" w:name="running-anosim"/>
-    <w:p>
-      <w:pPr>
-        <w:pStyle w:val="Heading1"/>
+    <w:bookmarkEnd w:id="96"/>
+    <w:bookmarkStart w:id="100" w:name="running-anosim"/>
+    <w:p>
+      <w:pPr>
+        <w:pStyle w:val="Heading2"/>
       </w:pPr>
       <w:r>
         <w:t xml:space="preserve">Running ANOSIM</w:t>
@@ -7846,20 +8025,20 @@
       <w:r>
         <w:drawing>
           <wp:inline>
-            <wp:extent cx="5486400" cy="3657600"/>
+            <wp:extent cx="5334000" cy="5334000"/>
             <wp:effectExtent b="0" l="0" r="0" t="0"/>
-            <wp:docPr descr="" title="" id="89" name="Picture"/>
+            <wp:docPr descr="" title="" id="98" name="Picture"/>
             <a:graphic>
               <a:graphicData uri="http://schemas.openxmlformats.org/drawingml/2006/picture">
                 <pic:pic>
                   <pic:nvPicPr>
-                    <pic:cNvPr descr="nmds_cluster_analysis_lecture_files/figure-docx/anosim-boxplot-1.png" id="90" name="Picture"/>
+                    <pic:cNvPr descr="nmds_cluster_analysis_lecture_files/figure-docx/anosim-boxplot-1.png" id="99" name="Picture"/>
                     <pic:cNvPicPr>
                       <a:picLocks noChangeArrowheads="1" noChangeAspect="1"/>
                     </pic:cNvPicPr>
                   </pic:nvPicPr>
                   <pic:blipFill>
-                    <a:blip r:embed="rId88"/>
+                    <a:blip r:embed="rId97"/>
                     <a:stretch>
                       <a:fillRect/>
                     </a:stretch>
@@ -7867,7 +8046,7 @@
                   <pic:spPr bwMode="auto">
                     <a:xfrm>
                       <a:off x="0" y="0"/>
-                      <a:ext cx="5486400" cy="3657600"/>
+                      <a:ext cx="5334000" cy="5334000"/>
                     </a:xfrm>
                     <a:prstGeom prst="rect">
                       <a:avLst/>
@@ -7886,11 +8065,21 @@
         </w:drawing>
       </w:r>
     </w:p>
-    <w:bookmarkEnd w:id="91"/>
-    <w:bookmarkStart w:id="92" w:name="anosim-vs-permanova-comparison"/>
-    <w:p>
-      <w:pPr>
-        <w:pStyle w:val="Heading1"/>
+    <w:bookmarkEnd w:id="100"/>
+    <w:bookmarkStart w:id="101" w:name="part-7-comparing-permanova-and-anosim"/>
+    <w:p>
+      <w:pPr>
+        <w:pStyle w:val="Heading2"/>
+      </w:pPr>
+      <w:r>
+        <w:t xml:space="preserve">Part 7 · Comparing PERMANOVA and ANOSIM</w:t>
+      </w:r>
+    </w:p>
+    <w:bookmarkEnd w:id="101"/>
+    <w:bookmarkStart w:id="102" w:name="anosim-vs-permanova-comparison"/>
+    <w:p>
+      <w:pPr>
+        <w:pStyle w:val="Heading2"/>
       </w:pPr>
       <w:r>
         <w:t xml:space="preserve">ANOSIM vs PERMANOVA Comparison</w:t>
@@ -7943,11 +8132,11 @@
         <w:t xml:space="preserve">## 2 ANOSIM    R = 0.508            0.001 Excellent group… Overlap betwee… Uses ra…</w:t>
       </w:r>
     </w:p>
-    <w:bookmarkEnd w:id="92"/>
-    <w:bookmarkStart w:id="93" w:name="anosim-vs-permanova-comparison-1"/>
-    <w:p>
-      <w:pPr>
-        <w:pStyle w:val="Heading1"/>
+    <w:bookmarkEnd w:id="102"/>
+    <w:bookmarkStart w:id="103" w:name="anosim-vs-permanova-comparison-1"/>
+    <w:p>
+      <w:pPr>
+        <w:pStyle w:val="Heading2"/>
       </w:pPr>
       <w:r>
         <w:t xml:space="preserve">ANOSIM vs PERMANOVA Comparison</w:t>
@@ -8093,11 +8282,11 @@
         <w:t xml:space="preserve">Useful when distributions are very non-normal</w:t>
       </w:r>
     </w:p>
-    <w:bookmarkEnd w:id="93"/>
-    <w:bookmarkStart w:id="97" w:name="permanova-vs-anosim"/>
-    <w:p>
-      <w:pPr>
-        <w:pStyle w:val="Heading1"/>
+    <w:bookmarkEnd w:id="103"/>
+    <w:bookmarkStart w:id="107" w:name="permanova-vs-anosim"/>
+    <w:p>
+      <w:pPr>
+        <w:pStyle w:val="Heading2"/>
       </w:pPr>
       <w:r>
         <w:t xml:space="preserve">PERMANOVA vs ANOSIM</w:t>
@@ -8261,20 +8450,20 @@
       <w:r>
         <w:drawing>
           <wp:inline>
-            <wp:extent cx="5943600" cy="2971800"/>
+            <wp:extent cx="5334000" cy="5334000"/>
             <wp:effectExtent b="0" l="0" r="0" t="0"/>
-            <wp:docPr descr="" title="" id="95" name="Picture"/>
+            <wp:docPr descr="" title="" id="105" name="Picture"/>
             <a:graphic>
               <a:graphicData uri="http://schemas.openxmlformats.org/drawingml/2006/picture">
                 <pic:pic>
                   <pic:nvPicPr>
-                    <pic:cNvPr descr="nmds_cluster_analysis_lecture_files/figure-docx/three-scenarios-1.png" id="96" name="Picture"/>
+                    <pic:cNvPr descr="nmds_cluster_analysis_lecture_files/figure-docx/three-scenarios-1.png" id="106" name="Picture"/>
                     <pic:cNvPicPr>
                       <a:picLocks noChangeArrowheads="1" noChangeAspect="1"/>
                     </pic:cNvPicPr>
                   </pic:nvPicPr>
                   <pic:blipFill>
-                    <a:blip r:embed="rId94"/>
+                    <a:blip r:embed="rId104"/>
                     <a:stretch>
                       <a:fillRect/>
                     </a:stretch>
@@ -8282,7 +8471,7 @@
                   <pic:spPr bwMode="auto">
                     <a:xfrm>
                       <a:off x="0" y="0"/>
-                      <a:ext cx="5943600" cy="2971800"/>
+                      <a:ext cx="5334000" cy="5334000"/>
                     </a:xfrm>
                     <a:prstGeom prst="rect">
                       <a:avLst/>
@@ -8301,11 +8490,11 @@
         </w:drawing>
       </w:r>
     </w:p>
-    <w:bookmarkEnd w:id="97"/>
-    <w:bookmarkStart w:id="101" w:name="scenario-2-is-key"/>
-    <w:p>
-      <w:pPr>
-        <w:pStyle w:val="Heading1"/>
+    <w:bookmarkEnd w:id="107"/>
+    <w:bookmarkStart w:id="111" w:name="scenario-2-is-key"/>
+    <w:p>
+      <w:pPr>
+        <w:pStyle w:val="Heading2"/>
       </w:pPr>
       <w:r>
         <w:t xml:space="preserve">Scenario 2 is Key!</w:t>
@@ -8463,20 +8652,20 @@
       <w:r>
         <w:drawing>
           <wp:inline>
-            <wp:extent cx="4572000" cy="4572000"/>
+            <wp:extent cx="5334000" cy="5334000"/>
             <wp:effectExtent b="0" l="0" r="0" t="0"/>
-            <wp:docPr descr="" title="" id="99" name="Picture"/>
+            <wp:docPr descr="" title="" id="109" name="Picture"/>
             <a:graphic>
               <a:graphicData uri="http://schemas.openxmlformats.org/drawingml/2006/picture">
                 <pic:pic>
                   <pic:nvPicPr>
-                    <pic:cNvPr descr="nmds_cluster_analysis_lecture_files/figure-docx/scenario2-alone-1.png" id="100" name="Picture"/>
+                    <pic:cNvPr descr="nmds_cluster_analysis_lecture_files/figure-docx/scenario2-alone-1.png" id="110" name="Picture"/>
                     <pic:cNvPicPr>
                       <a:picLocks noChangeArrowheads="1" noChangeAspect="1"/>
                     </pic:cNvPicPr>
                   </pic:nvPicPr>
                   <pic:blipFill>
-                    <a:blip r:embed="rId98"/>
+                    <a:blip r:embed="rId108"/>
                     <a:stretch>
                       <a:fillRect/>
                     </a:stretch>
@@ -8484,7 +8673,7 @@
                   <pic:spPr bwMode="auto">
                     <a:xfrm>
                       <a:off x="0" y="0"/>
-                      <a:ext cx="4572000" cy="4572000"/>
+                      <a:ext cx="5334000" cy="5334000"/>
                     </a:xfrm>
                     <a:prstGeom prst="rect">
                       <a:avLst/>
@@ -8503,11 +8692,11 @@
         </w:drawing>
       </w:r>
     </w:p>
-    <w:bookmarkEnd w:id="101"/>
-    <w:bookmarkStart w:id="105" w:name="dispersion-test-for-permanova"/>
-    <w:p>
-      <w:pPr>
-        <w:pStyle w:val="Heading1"/>
+    <w:bookmarkEnd w:id="111"/>
+    <w:bookmarkStart w:id="115" w:name="dispersion-test-for-permanova"/>
+    <w:p>
+      <w:pPr>
+        <w:pStyle w:val="Heading2"/>
       </w:pPr>
       <w:r>
         <w:t xml:space="preserve">Dispersion test for PERMANOVA</w:t>
@@ -8581,20 +8770,20 @@
       <w:r>
         <w:drawing>
           <wp:inline>
-            <wp:extent cx="5943600" cy="3962400"/>
+            <wp:extent cx="5334000" cy="5334000"/>
             <wp:effectExtent b="0" l="0" r="0" t="0"/>
-            <wp:docPr descr="" title="" id="103" name="Picture"/>
+            <wp:docPr descr="" title="" id="113" name="Picture"/>
             <a:graphic>
               <a:graphicData uri="http://schemas.openxmlformats.org/drawingml/2006/picture">
                 <pic:pic>
                   <pic:nvPicPr>
-                    <pic:cNvPr descr="nmds_cluster_analysis_lecture_files/figure-docx/permanova-view-1.png" id="104" name="Picture"/>
+                    <pic:cNvPr descr="nmds_cluster_analysis_lecture_files/figure-docx/permanova-view-1.png" id="114" name="Picture"/>
                     <pic:cNvPicPr>
                       <a:picLocks noChangeArrowheads="1" noChangeAspect="1"/>
                     </pic:cNvPicPr>
                   </pic:nvPicPr>
                   <pic:blipFill>
-                    <a:blip r:embed="rId102"/>
+                    <a:blip r:embed="rId112"/>
                     <a:stretch>
                       <a:fillRect/>
                     </a:stretch>
@@ -8602,7 +8791,7 @@
                   <pic:spPr bwMode="auto">
                     <a:xfrm>
                       <a:off x="0" y="0"/>
-                      <a:ext cx="5943600" cy="3962400"/>
+                      <a:ext cx="5334000" cy="5334000"/>
                     </a:xfrm>
                     <a:prstGeom prst="rect">
                       <a:avLst/>
@@ -8621,11 +8810,11 @@
         </w:drawing>
       </w:r>
     </w:p>
-    <w:bookmarkEnd w:id="105"/>
-    <w:bookmarkStart w:id="109" w:name="what-anosim-sees"/>
-    <w:p>
-      <w:pPr>
-        <w:pStyle w:val="Heading1"/>
+    <w:bookmarkEnd w:id="115"/>
+    <w:bookmarkStart w:id="119" w:name="what-anosim-sees"/>
+    <w:p>
+      <w:pPr>
+        <w:pStyle w:val="Heading2"/>
       </w:pPr>
       <w:r>
         <w:t xml:space="preserve">What ANOSIM</w:t>
@@ -8656,20 +8845,20 @@
       <w:r>
         <w:drawing>
           <wp:inline>
-            <wp:extent cx="5943600" cy="3962400"/>
+            <wp:extent cx="5334000" cy="5334000"/>
             <wp:effectExtent b="0" l="0" r="0" t="0"/>
-            <wp:docPr descr="" title="" id="107" name="Picture"/>
+            <wp:docPr descr="" title="" id="117" name="Picture"/>
             <a:graphic>
               <a:graphicData uri="http://schemas.openxmlformats.org/drawingml/2006/picture">
                 <pic:pic>
                   <pic:nvPicPr>
-                    <pic:cNvPr descr="nmds_cluster_analysis_lecture_files/figure-docx/anosim-view-1.png" id="108" name="Picture"/>
+                    <pic:cNvPr descr="nmds_cluster_analysis_lecture_files/figure-docx/anosim-view-1.png" id="118" name="Picture"/>
                     <pic:cNvPicPr>
                       <a:picLocks noChangeArrowheads="1" noChangeAspect="1"/>
                     </pic:cNvPicPr>
                   </pic:nvPicPr>
                   <pic:blipFill>
-                    <a:blip r:embed="rId106"/>
+                    <a:blip r:embed="rId116"/>
                     <a:stretch>
                       <a:fillRect/>
                     </a:stretch>
@@ -8677,7 +8866,7 @@
                   <pic:spPr bwMode="auto">
                     <a:xfrm>
                       <a:off x="0" y="0"/>
-                      <a:ext cx="5943600" cy="3962400"/>
+                      <a:ext cx="5334000" cy="5334000"/>
                     </a:xfrm>
                     <a:prstGeom prst="rect">
                       <a:avLst/>
@@ -8696,11 +8885,11 @@
         </w:drawing>
       </w:r>
     </w:p>
-    <w:bookmarkEnd w:id="109"/>
-    <w:bookmarkStart w:id="113" w:name="X934261e066643e3bf5e9ce555fd1373454b2da6"/>
-    <w:p>
-      <w:pPr>
-        <w:pStyle w:val="Heading1"/>
+    <w:bookmarkEnd w:id="119"/>
+    <w:bookmarkStart w:id="123" w:name="X934261e066643e3bf5e9ce555fd1373454b2da6"/>
+    <w:p>
+      <w:pPr>
+        <w:pStyle w:val="Heading2"/>
       </w:pPr>
       <w:r>
         <w:t xml:space="preserve">Side-by-Side Comparison of PCA and ANOSIM</w:t>
@@ -8721,20 +8910,20 @@
       <w:r>
         <w:drawing>
           <wp:inline>
-            <wp:extent cx="5943600" cy="2476500"/>
+            <wp:extent cx="5334000" cy="5334000"/>
             <wp:effectExtent b="0" l="0" r="0" t="0"/>
-            <wp:docPr descr="" title="" id="111" name="Picture"/>
+            <wp:docPr descr="" title="" id="121" name="Picture"/>
             <a:graphic>
               <a:graphicData uri="http://schemas.openxmlformats.org/drawingml/2006/picture">
                 <pic:pic>
                   <pic:nvPicPr>
-                    <pic:cNvPr descr="nmds_cluster_analysis_lecture_files/figure-docx/side-by-side-1.png" id="112" name="Picture"/>
+                    <pic:cNvPr descr="nmds_cluster_analysis_lecture_files/figure-docx/side-by-side-1.png" id="122" name="Picture"/>
                     <pic:cNvPicPr>
                       <a:picLocks noChangeArrowheads="1" noChangeAspect="1"/>
                     </pic:cNvPicPr>
                   </pic:nvPicPr>
                   <pic:blipFill>
-                    <a:blip r:embed="rId110"/>
+                    <a:blip r:embed="rId120"/>
                     <a:stretch>
                       <a:fillRect/>
                     </a:stretch>
@@ -8742,7 +8931,7 @@
                   <pic:spPr bwMode="auto">
                     <a:xfrm>
                       <a:off x="0" y="0"/>
-                      <a:ext cx="5943600" cy="2476500"/>
+                      <a:ext cx="5334000" cy="5334000"/>
                     </a:xfrm>
                     <a:prstGeom prst="rect">
                       <a:avLst/>
@@ -8761,11 +8950,21 @@
         </w:drawing>
       </w:r>
     </w:p>
-    <w:bookmarkEnd w:id="113"/>
-    <w:bookmarkStart w:id="117" w:name="environmental-drivers"/>
-    <w:p>
-      <w:pPr>
-        <w:pStyle w:val="Heading1"/>
+    <w:bookmarkEnd w:id="123"/>
+    <w:bookmarkStart w:id="124" w:name="part-8-environmental-drivers-and-wrap-up"/>
+    <w:p>
+      <w:pPr>
+        <w:pStyle w:val="Heading2"/>
+      </w:pPr>
+      <w:r>
+        <w:t xml:space="preserve">Part 8 · Environmental Drivers and Wrap-Up</w:t>
+      </w:r>
+    </w:p>
+    <w:bookmarkEnd w:id="124"/>
+    <w:bookmarkStart w:id="128" w:name="environmental-drivers"/>
+    <w:p>
+      <w:pPr>
+        <w:pStyle w:val="Heading2"/>
       </w:pPr>
       <w:r>
         <w:t xml:space="preserve">Environmental Drivers</w:t>
@@ -9119,20 +9318,20 @@
       <w:r>
         <w:drawing>
           <wp:inline>
-            <wp:extent cx="5486400" cy="4572000"/>
+            <wp:extent cx="5334000" cy="5334000"/>
             <wp:effectExtent b="0" l="0" r="0" t="0"/>
-            <wp:docPr descr="" title="" id="115" name="Picture"/>
+            <wp:docPr descr="" title="" id="126" name="Picture"/>
             <a:graphic>
               <a:graphicData uri="http://schemas.openxmlformats.org/drawingml/2006/picture">
                 <pic:pic>
                   <pic:nvPicPr>
-                    <pic:cNvPr descr="nmds_cluster_analysis_lecture_files/figure-docx/environmental-vectors-plot-1.png" id="116" name="Picture"/>
+                    <pic:cNvPr descr="nmds_cluster_analysis_lecture_files/figure-docx/environmental-vectors-plot-1.png" id="127" name="Picture"/>
                     <pic:cNvPicPr>
                       <a:picLocks noChangeArrowheads="1" noChangeAspect="1"/>
                     </pic:cNvPicPr>
                   </pic:nvPicPr>
                   <pic:blipFill>
-                    <a:blip r:embed="rId114"/>
+                    <a:blip r:embed="rId125"/>
                     <a:stretch>
                       <a:fillRect/>
                     </a:stretch>
@@ -9140,7 +9339,7 @@
                   <pic:spPr bwMode="auto">
                     <a:xfrm>
                       <a:off x="0" y="0"/>
-                      <a:ext cx="5486400" cy="4572000"/>
+                      <a:ext cx="5334000" cy="5334000"/>
                     </a:xfrm>
                     <a:prstGeom prst="rect">
                       <a:avLst/>
@@ -9159,11 +9358,11 @@
         </w:drawing>
       </w:r>
     </w:p>
-    <w:bookmarkEnd w:id="117"/>
-    <w:bookmarkStart w:id="121" w:name="environmental-gradient-analysis"/>
-    <w:p>
-      <w:pPr>
-        <w:pStyle w:val="Heading1"/>
+    <w:bookmarkEnd w:id="128"/>
+    <w:bookmarkStart w:id="132" w:name="environmental-gradient-analysis"/>
+    <w:p>
+      <w:pPr>
+        <w:pStyle w:val="Heading2"/>
       </w:pPr>
       <w:r>
         <w:t xml:space="preserve">Environmental Gradient Analysis</w:t>
@@ -9286,20 +9485,20 @@
       <w:r>
         <w:drawing>
           <wp:inline>
-            <wp:extent cx="5943600" cy="3241963"/>
+            <wp:extent cx="5334000" cy="5334000"/>
             <wp:effectExtent b="0" l="0" r="0" t="0"/>
-            <wp:docPr descr="" title="" id="119" name="Picture"/>
+            <wp:docPr descr="" title="" id="130" name="Picture"/>
             <a:graphic>
               <a:graphicData uri="http://schemas.openxmlformats.org/drawingml/2006/picture">
                 <pic:pic>
                   <pic:nvPicPr>
-                    <pic:cNvPr descr="nmds_cluster_analysis_lecture_files/figure-docx/environmental-gradients-1.png" id="120" name="Picture"/>
+                    <pic:cNvPr descr="nmds_cluster_analysis_lecture_files/figure-docx/environmental-gradients-1.png" id="131" name="Picture"/>
                     <pic:cNvPicPr>
                       <a:picLocks noChangeArrowheads="1" noChangeAspect="1"/>
                     </pic:cNvPicPr>
                   </pic:nvPicPr>
                   <pic:blipFill>
-                    <a:blip r:embed="rId118"/>
+                    <a:blip r:embed="rId129"/>
                     <a:stretch>
                       <a:fillRect/>
                     </a:stretch>
@@ -9307,7 +9506,7 @@
                   <pic:spPr bwMode="auto">
                     <a:xfrm>
                       <a:off x="0" y="0"/>
-                      <a:ext cx="5943600" cy="3241963"/>
+                      <a:ext cx="5334000" cy="5334000"/>
                     </a:xfrm>
                     <a:prstGeom prst="rect">
                       <a:avLst/>
@@ -9326,11 +9525,11 @@
         </w:drawing>
       </w:r>
     </w:p>
-    <w:bookmarkEnd w:id="121"/>
-    <w:bookmarkStart w:id="122" w:name="summary-and-conclusions"/>
-    <w:p>
-      <w:pPr>
-        <w:pStyle w:val="Heading1"/>
+    <w:bookmarkEnd w:id="132"/>
+    <w:bookmarkStart w:id="133" w:name="summary-and-conclusions"/>
+    <w:p>
+      <w:pPr>
+        <w:pStyle w:val="Heading2"/>
       </w:pPr>
       <w:r>
         <w:t xml:space="preserve">Summary and Conclusions</w:t>
@@ -9791,11 +9990,11 @@
         <w:t xml:space="preserve">evident in lower reaches</w:t>
       </w:r>
     </w:p>
-    <w:bookmarkEnd w:id="122"/>
-    <w:bookmarkStart w:id="123" w:name="take-home"/>
-    <w:p>
-      <w:pPr>
-        <w:pStyle w:val="Heading1"/>
+    <w:bookmarkEnd w:id="133"/>
+    <w:bookmarkStart w:id="134" w:name="take-home"/>
+    <w:p>
+      <w:pPr>
+        <w:pStyle w:val="Heading2"/>
       </w:pPr>
       <w:r>
         <w:t xml:space="preserve">Take-Home</w:t>
@@ -10108,12 +10307,11 @@
         <w:t xml:space="preserve">Essential for management implications</w:t>
       </w:r>
     </w:p>
-    <w:bookmarkEnd w:id="123"/>
+    <w:bookmarkEnd w:id="134"/>
     <w:sectPr>
-      <w:pgSz w:h="15840" w:w="12240"/>
-      <w:pgMar w:bottom="1440" w:footer="720" w:gutter="0" w:header="720" w:left="1440" w:right="1440" w:top="1440"/>
-      <w:cols w:space="720"/>
-      <w:docGrid w:linePitch="360"/>
+      <w:footnotePr>
+        <w:numRestart w:val="eachSect"/>
+      </w:footnotePr>
     </w:sectPr>
   </w:body>
 </w:document>
@@ -10937,478 +11135,260 @@
 </file>
 
 <file path=word/styles.xml><?xml version="1.0" encoding="utf-8"?>
-<w:styles xmlns:mc="http://schemas.openxmlformats.org/markup-compatibility/2006" xmlns:r="http://schemas.openxmlformats.org/officeDocument/2006/relationships" xmlns:w="http://schemas.openxmlformats.org/wordprocessingml/2006/main" xmlns:w14="http://schemas.microsoft.com/office/word/2010/wordml" xmlns:w15="http://schemas.microsoft.com/office/word/2012/wordml" xmlns:w16="http://schemas.microsoft.com/office/word/2018/wordml" xmlns:w16cex="http://schemas.microsoft.com/office/word/2018/wordml/cex" xmlns:w16cid="http://schemas.microsoft.com/office/word/2016/wordml/cid" xmlns:w16du="http://schemas.microsoft.com/office/word/2023/wordml/word16du" xmlns:w16sdtdh="http://schemas.microsoft.com/office/word/2020/wordml/sdtdatahash" xmlns:w16sdtfl="http://schemas.microsoft.com/office/word/2024/wordml/sdtformatlock" xmlns:w16se="http://schemas.microsoft.com/office/word/2015/wordml/symex" mc:Ignorable="w14 w15 w16se w16cid w16 w16cex w16sdtdh w16sdtfl w16du">
+<w:styles xmlns:r="http://schemas.openxmlformats.org/officeDocument/2006/relationships" xmlns:w="http://schemas.openxmlformats.org/wordprocessingml/2006/main">
   <w:docDefaults>
     <w:rPrDefault>
       <w:rPr>
-        <w:rFonts w:ascii="Arial" w:cs="Times New Roman (Body CS)" w:eastAsiaTheme="minorHAnsi" w:hAnsi="Arial"/>
-        <w:kern w:val="2"/>
-        <w:sz w:val="24"/>
-        <w:szCs w:val="24"/>
+        <w:rFonts w:asciiTheme="minorHAnsi" w:cstheme="minorBidi" w:eastAsiaTheme="minorHAnsi" w:hAnsiTheme="minorHAnsi"/>
+        <w:sz w:val="20"/>
+        <w:szCs w:val="20"/>
         <w:lang w:bidi="ar-SA" w:eastAsia="en-US" w:val="en-US"/>
-        <w14:ligatures w14:val="standardContextual"/>
       </w:rPr>
     </w:rPrDefault>
-    <w:pPrDefault/>
+    <w:pPrDefault>
+      <w:pPr>
+        <w:spacing w:after="100"/>
+      </w:pPr>
+    </w:pPrDefault>
   </w:docDefaults>
-  <w:latentStyles w:count="376" w:defLockedState="0" w:defQFormat="0" w:defSemiHidden="0" w:defUIPriority="99" w:defUnhideWhenUsed="0">
-    <w:lsdException w:name="Normal" w:qFormat="1" w:uiPriority="0"/>
-    <w:lsdException w:name="heading 1" w:qFormat="1" w:uiPriority="9"/>
-    <w:lsdException w:name="heading 2" w:qFormat="1" w:semiHidden="1" w:uiPriority="9" w:unhideWhenUsed="1"/>
-    <w:lsdException w:name="heading 3" w:qFormat="1" w:semiHidden="1" w:uiPriority="9" w:unhideWhenUsed="1"/>
-    <w:lsdException w:name="heading 4" w:qFormat="1" w:semiHidden="1" w:uiPriority="9" w:unhideWhenUsed="1"/>
-    <w:lsdException w:name="heading 5" w:qFormat="1" w:semiHidden="1" w:uiPriority="9" w:unhideWhenUsed="1"/>
-    <w:lsdException w:name="heading 6" w:qFormat="1" w:semiHidden="1" w:uiPriority="9" w:unhideWhenUsed="1"/>
-    <w:lsdException w:name="heading 7" w:qFormat="1" w:semiHidden="1" w:uiPriority="9" w:unhideWhenUsed="1"/>
-    <w:lsdException w:name="heading 8" w:qFormat="1" w:semiHidden="1" w:uiPriority="9" w:unhideWhenUsed="1"/>
-    <w:lsdException w:name="heading 9" w:qFormat="1" w:semiHidden="1" w:uiPriority="9" w:unhideWhenUsed="1"/>
-    <w:lsdException w:name="index 1" w:semiHidden="1" w:unhideWhenUsed="1"/>
-    <w:lsdException w:name="index 2" w:semiHidden="1" w:unhideWhenUsed="1"/>
-    <w:lsdException w:name="index 3" w:semiHidden="1" w:unhideWhenUsed="1"/>
-    <w:lsdException w:name="index 4" w:semiHidden="1" w:unhideWhenUsed="1"/>
-    <w:lsdException w:name="index 5" w:semiHidden="1" w:unhideWhenUsed="1"/>
-    <w:lsdException w:name="index 6" w:semiHidden="1" w:unhideWhenUsed="1"/>
-    <w:lsdException w:name="index 7" w:semiHidden="1" w:unhideWhenUsed="1"/>
-    <w:lsdException w:name="index 8" w:semiHidden="1" w:unhideWhenUsed="1"/>
-    <w:lsdException w:name="index 9" w:semiHidden="1" w:unhideWhenUsed="1"/>
-    <w:lsdException w:name="toc 1" w:semiHidden="1" w:uiPriority="39" w:unhideWhenUsed="1"/>
-    <w:lsdException w:name="toc 2" w:semiHidden="1" w:uiPriority="39" w:unhideWhenUsed="1"/>
-    <w:lsdException w:name="toc 3" w:semiHidden="1" w:uiPriority="39" w:unhideWhenUsed="1"/>
-    <w:lsdException w:name="toc 4" w:semiHidden="1" w:uiPriority="39" w:unhideWhenUsed="1"/>
-    <w:lsdException w:name="toc 5" w:semiHidden="1" w:uiPriority="39" w:unhideWhenUsed="1"/>
-    <w:lsdException w:name="toc 6" w:semiHidden="1" w:uiPriority="39" w:unhideWhenUsed="1"/>
-    <w:lsdException w:name="toc 7" w:semiHidden="1" w:uiPriority="39" w:unhideWhenUsed="1"/>
-    <w:lsdException w:name="toc 8" w:semiHidden="1" w:uiPriority="39" w:unhideWhenUsed="1"/>
-    <w:lsdException w:name="toc 9" w:semiHidden="1" w:uiPriority="39" w:unhideWhenUsed="1"/>
-    <w:lsdException w:name="Normal Indent" w:semiHidden="1" w:unhideWhenUsed="1"/>
-    <w:lsdException w:name="footnote text" w:semiHidden="1" w:unhideWhenUsed="1"/>
-    <w:lsdException w:name="annotation text" w:semiHidden="1" w:unhideWhenUsed="1"/>
-    <w:lsdException w:name="header" w:semiHidden="1" w:unhideWhenUsed="1"/>
-    <w:lsdException w:name="footer" w:semiHidden="1" w:unhideWhenUsed="1"/>
-    <w:lsdException w:name="index heading" w:semiHidden="1" w:unhideWhenUsed="1"/>
-    <w:lsdException w:name="caption" w:qFormat="1" w:semiHidden="1" w:uiPriority="35" w:unhideWhenUsed="1"/>
-    <w:lsdException w:name="table of figures" w:semiHidden="1" w:unhideWhenUsed="1"/>
-    <w:lsdException w:name="envelope address" w:semiHidden="1" w:unhideWhenUsed="1"/>
-    <w:lsdException w:name="envelope return" w:semiHidden="1" w:unhideWhenUsed="1"/>
-    <w:lsdException w:name="footnote reference" w:semiHidden="1" w:unhideWhenUsed="1"/>
-    <w:lsdException w:name="annotation reference" w:semiHidden="1" w:unhideWhenUsed="1"/>
-    <w:lsdException w:name="line number" w:semiHidden="1" w:unhideWhenUsed="1"/>
-    <w:lsdException w:name="page number" w:semiHidden="1" w:unhideWhenUsed="1"/>
-    <w:lsdException w:name="endnote reference" w:semiHidden="1" w:unhideWhenUsed="1"/>
-    <w:lsdException w:name="endnote text" w:semiHidden="1" w:unhideWhenUsed="1"/>
-    <w:lsdException w:name="table of authorities" w:semiHidden="1" w:unhideWhenUsed="1"/>
-    <w:lsdException w:name="macro" w:semiHidden="1" w:unhideWhenUsed="1"/>
-    <w:lsdException w:name="toa heading" w:semiHidden="1" w:unhideWhenUsed="1"/>
-    <w:lsdException w:name="List" w:semiHidden="1" w:unhideWhenUsed="1"/>
-    <w:lsdException w:name="List Bullet" w:semiHidden="1" w:unhideWhenUsed="1"/>
-    <w:lsdException w:name="List Number" w:semiHidden="1" w:unhideWhenUsed="1"/>
-    <w:lsdException w:name="List 2" w:semiHidden="1" w:unhideWhenUsed="1"/>
-    <w:lsdException w:name="List 3" w:semiHidden="1" w:unhideWhenUsed="1"/>
-    <w:lsdException w:name="List 4" w:semiHidden="1" w:unhideWhenUsed="1"/>
-    <w:lsdException w:name="List 5" w:semiHidden="1" w:unhideWhenUsed="1"/>
-    <w:lsdException w:name="List Bullet 2" w:semiHidden="1" w:unhideWhenUsed="1"/>
-    <w:lsdException w:name="List Bullet 3" w:semiHidden="1" w:unhideWhenUsed="1"/>
-    <w:lsdException w:name="List Bullet 4" w:semiHidden="1" w:unhideWhenUsed="1"/>
-    <w:lsdException w:name="List Bullet 5" w:semiHidden="1" w:unhideWhenUsed="1"/>
-    <w:lsdException w:name="List Number 2" w:semiHidden="1" w:unhideWhenUsed="1"/>
-    <w:lsdException w:name="List Number 3" w:semiHidden="1" w:unhideWhenUsed="1"/>
-    <w:lsdException w:name="List Number 4" w:semiHidden="1" w:unhideWhenUsed="1"/>
-    <w:lsdException w:name="List Number 5" w:semiHidden="1" w:unhideWhenUsed="1"/>
-    <w:lsdException w:name="Title" w:qFormat="1" w:uiPriority="10"/>
-    <w:lsdException w:name="Closing" w:semiHidden="1" w:unhideWhenUsed="1"/>
-    <w:lsdException w:name="Signature" w:semiHidden="1" w:unhideWhenUsed="1"/>
-    <w:lsdException w:name="Default Paragraph Font" w:semiHidden="1" w:uiPriority="1" w:unhideWhenUsed="1"/>
-    <w:lsdException w:name="Body Text" w:semiHidden="1" w:unhideWhenUsed="1"/>
-    <w:lsdException w:name="Body Text Indent" w:semiHidden="1" w:unhideWhenUsed="1"/>
-    <w:lsdException w:name="List Continue" w:semiHidden="1" w:unhideWhenUsed="1"/>
-    <w:lsdException w:name="List Continue 2" w:semiHidden="1" w:unhideWhenUsed="1"/>
-    <w:lsdException w:name="List Continue 3" w:semiHidden="1" w:unhideWhenUsed="1"/>
-    <w:lsdException w:name="List Continue 4" w:semiHidden="1" w:unhideWhenUsed="1"/>
-    <w:lsdException w:name="List Continue 5" w:semiHidden="1" w:unhideWhenUsed="1"/>
-    <w:lsdException w:name="Message Header" w:semiHidden="1" w:unhideWhenUsed="1"/>
-    <w:lsdException w:name="Subtitle" w:qFormat="1" w:uiPriority="11"/>
-    <w:lsdException w:name="Salutation" w:semiHidden="1" w:unhideWhenUsed="1"/>
-    <w:lsdException w:name="Date" w:semiHidden="1" w:unhideWhenUsed="1"/>
-    <w:lsdException w:name="Body Text First Indent" w:semiHidden="1" w:unhideWhenUsed="1"/>
-    <w:lsdException w:name="Body Text First Indent 2" w:semiHidden="1" w:unhideWhenUsed="1"/>
-    <w:lsdException w:name="Note Heading" w:semiHidden="1" w:unhideWhenUsed="1"/>
-    <w:lsdException w:name="Body Text 2" w:semiHidden="1" w:unhideWhenUsed="1"/>
-    <w:lsdException w:name="Body Text 3" w:semiHidden="1" w:unhideWhenUsed="1"/>
-    <w:lsdException w:name="Body Text Indent 2" w:semiHidden="1" w:unhideWhenUsed="1"/>
-    <w:lsdException w:name="Body Text Indent 3" w:semiHidden="1" w:unhideWhenUsed="1"/>
-    <w:lsdException w:name="Block Text" w:semiHidden="1" w:unhideWhenUsed="1"/>
-    <w:lsdException w:name="Hyperlink" w:semiHidden="1" w:unhideWhenUsed="1"/>
-    <w:lsdException w:name="FollowedHyperlink" w:semiHidden="1" w:unhideWhenUsed="1"/>
-    <w:lsdException w:name="Strong" w:qFormat="1" w:uiPriority="22"/>
-    <w:lsdException w:name="Emphasis" w:qFormat="1" w:uiPriority="20"/>
-    <w:lsdException w:name="Document Map" w:semiHidden="1" w:unhideWhenUsed="1"/>
-    <w:lsdException w:name="Plain Text" w:semiHidden="1" w:unhideWhenUsed="1"/>
-    <w:lsdException w:name="E-mail Signature" w:semiHidden="1" w:unhideWhenUsed="1"/>
-    <w:lsdException w:name="HTML Top of Form" w:semiHidden="1" w:unhideWhenUsed="1"/>
-    <w:lsdException w:name="HTML Bottom of Form" w:semiHidden="1" w:unhideWhenUsed="1"/>
-    <w:lsdException w:name="Normal (Web)" w:semiHidden="1" w:unhideWhenUsed="1"/>
-    <w:lsdException w:name="HTML Acronym" w:semiHidden="1" w:unhideWhenUsed="1"/>
-    <w:lsdException w:name="HTML Address" w:semiHidden="1" w:unhideWhenUsed="1"/>
-    <w:lsdException w:name="HTML Cite" w:semiHidden="1" w:unhideWhenUsed="1"/>
-    <w:lsdException w:name="HTML Code" w:semiHidden="1" w:unhideWhenUsed="1"/>
-    <w:lsdException w:name="HTML Definition" w:semiHidden="1" w:unhideWhenUsed="1"/>
-    <w:lsdException w:name="HTML Keyboard" w:semiHidden="1" w:unhideWhenUsed="1"/>
-    <w:lsdException w:name="HTML Preformatted" w:semiHidden="1" w:unhideWhenUsed="1"/>
-    <w:lsdException w:name="HTML Sample" w:semiHidden="1" w:unhideWhenUsed="1"/>
-    <w:lsdException w:name="HTML Typewriter" w:semiHidden="1" w:unhideWhenUsed="1"/>
-    <w:lsdException w:name="HTML Variable" w:semiHidden="1" w:unhideWhenUsed="1"/>
-    <w:lsdException w:name="Normal Table" w:semiHidden="1" w:unhideWhenUsed="1"/>
-    <w:lsdException w:name="annotation subject" w:semiHidden="1" w:unhideWhenUsed="1"/>
-    <w:lsdException w:name="No List" w:semiHidden="1" w:unhideWhenUsed="1"/>
-    <w:lsdException w:name="Outline List 1" w:semiHidden="1" w:unhideWhenUsed="1"/>
-    <w:lsdException w:name="Outline List 2" w:semiHidden="1" w:unhideWhenUsed="1"/>
-    <w:lsdException w:name="Outline List 3" w:semiHidden="1" w:unhideWhenUsed="1"/>
-    <w:lsdException w:name="Table Simple 1" w:semiHidden="1" w:unhideWhenUsed="1"/>
-    <w:lsdException w:name="Table Simple 2" w:semiHidden="1" w:unhideWhenUsed="1"/>
-    <w:lsdException w:name="Table Simple 3" w:semiHidden="1" w:unhideWhenUsed="1"/>
-    <w:lsdException w:name="Table Classic 1" w:semiHidden="1" w:unhideWhenUsed="1"/>
-    <w:lsdException w:name="Table Classic 2" w:semiHidden="1" w:unhideWhenUsed="1"/>
-    <w:lsdException w:name="Table Classic 3" w:semiHidden="1" w:unhideWhenUsed="1"/>
-    <w:lsdException w:name="Table Classic 4" w:semiHidden="1" w:unhideWhenUsed="1"/>
-    <w:lsdException w:name="Table Colorful 1" w:semiHidden="1" w:unhideWhenUsed="1"/>
-    <w:lsdException w:name="Table Colorful 2" w:semiHidden="1" w:unhideWhenUsed="1"/>
-    <w:lsdException w:name="Table Colorful 3" w:semiHidden="1" w:unhideWhenUsed="1"/>
-    <w:lsdException w:name="Table Columns 1" w:semiHidden="1" w:unhideWhenUsed="1"/>
-    <w:lsdException w:name="Table Columns 2" w:semiHidden="1" w:unhideWhenUsed="1"/>
-    <w:lsdException w:name="Table Columns 3" w:semiHidden="1" w:unhideWhenUsed="1"/>
-    <w:lsdException w:name="Table Columns 4" w:semiHidden="1" w:unhideWhenUsed="1"/>
-    <w:lsdException w:name="Table Columns 5" w:semiHidden="1" w:unhideWhenUsed="1"/>
-    <w:lsdException w:name="Table Grid 1" w:semiHidden="1" w:unhideWhenUsed="1"/>
-    <w:lsdException w:name="Table Grid 2" w:semiHidden="1" w:unhideWhenUsed="1"/>
-    <w:lsdException w:name="Table Grid 3" w:semiHidden="1" w:unhideWhenUsed="1"/>
-    <w:lsdException w:name="Table Grid 4" w:semiHidden="1" w:unhideWhenUsed="1"/>
-    <w:lsdException w:name="Table Grid 5" w:semiHidden="1" w:unhideWhenUsed="1"/>
-    <w:lsdException w:name="Table Grid 6" w:semiHidden="1" w:unhideWhenUsed="1"/>
-    <w:lsdException w:name="Table Grid 7" w:semiHidden="1" w:unhideWhenUsed="1"/>
-    <w:lsdException w:name="Table Grid 8" w:semiHidden="1" w:unhideWhenUsed="1"/>
-    <w:lsdException w:name="Table List 1" w:semiHidden="1" w:unhideWhenUsed="1"/>
-    <w:lsdException w:name="Table List 2" w:semiHidden="1" w:unhideWhenUsed="1"/>
-    <w:lsdException w:name="Table List 3" w:semiHidden="1" w:unhideWhenUsed="1"/>
-    <w:lsdException w:name="Table List 4" w:semiHidden="1" w:unhideWhenUsed="1"/>
-    <w:lsdException w:name="Table List 5" w:semiHidden="1" w:unhideWhenUsed="1"/>
-    <w:lsdException w:name="Table List 6" w:semiHidden="1" w:unhideWhenUsed="1"/>
-    <w:lsdException w:name="Table List 7" w:semiHidden="1" w:unhideWhenUsed="1"/>
-    <w:lsdException w:name="Table List 8" w:semiHidden="1" w:unhideWhenUsed="1"/>
-    <w:lsdException w:name="Table 3D effects 1" w:semiHidden="1" w:unhideWhenUsed="1"/>
-    <w:lsdException w:name="Table 3D effects 2" w:semiHidden="1" w:unhideWhenUsed="1"/>
-    <w:lsdException w:name="Table 3D effects 3" w:semiHidden="1" w:unhideWhenUsed="1"/>
-    <w:lsdException w:name="Table Contemporary" w:semiHidden="1" w:unhideWhenUsed="1"/>
-    <w:lsdException w:name="Table Elegant" w:semiHidden="1" w:unhideWhenUsed="1"/>
-    <w:lsdException w:name="Table Professional" w:semiHidden="1" w:unhideWhenUsed="1"/>
-    <w:lsdException w:name="Table Subtle 1" w:semiHidden="1" w:unhideWhenUsed="1"/>
-    <w:lsdException w:name="Table Subtle 2" w:semiHidden="1" w:unhideWhenUsed="1"/>
-    <w:lsdException w:name="Table Web 1" w:semiHidden="1" w:unhideWhenUsed="1"/>
-    <w:lsdException w:name="Table Web 2" w:semiHidden="1" w:unhideWhenUsed="1"/>
-    <w:lsdException w:name="Table Web 3" w:semiHidden="1" w:unhideWhenUsed="1"/>
-    <w:lsdException w:name="Balloon Text" w:semiHidden="1" w:unhideWhenUsed="1"/>
-    <w:lsdException w:name="Table Grid" w:uiPriority="39"/>
-    <w:lsdException w:name="Table Theme" w:semiHidden="1" w:unhideWhenUsed="1"/>
-    <w:lsdException w:name="Placeholder Text" w:semiHidden="1"/>
-    <w:lsdException w:name="No Spacing" w:qFormat="1" w:uiPriority="1"/>
-    <w:lsdException w:name="Light Shading" w:uiPriority="60"/>
-    <w:lsdException w:name="Light List" w:uiPriority="61"/>
-    <w:lsdException w:name="Light Grid" w:uiPriority="62"/>
-    <w:lsdException w:name="Medium Shading 1" w:uiPriority="63"/>
-    <w:lsdException w:name="Medium Shading 2" w:uiPriority="64"/>
-    <w:lsdException w:name="Medium List 1" w:uiPriority="65"/>
-    <w:lsdException w:name="Medium List 2" w:uiPriority="66"/>
-    <w:lsdException w:name="Medium Grid 1" w:uiPriority="67"/>
-    <w:lsdException w:name="Medium Grid 2" w:uiPriority="68"/>
-    <w:lsdException w:name="Medium Grid 3" w:uiPriority="69"/>
-    <w:lsdException w:name="Dark List" w:uiPriority="70"/>
-    <w:lsdException w:name="Colorful Shading" w:uiPriority="71"/>
-    <w:lsdException w:name="Colorful List" w:uiPriority="72"/>
-    <w:lsdException w:name="Colorful Grid" w:uiPriority="73"/>
-    <w:lsdException w:name="Light Shading Accent 1" w:uiPriority="60"/>
-    <w:lsdException w:name="Light List Accent 1" w:uiPriority="61"/>
-    <w:lsdException w:name="Light Grid Accent 1" w:uiPriority="62"/>
-    <w:lsdException w:name="Medium Shading 1 Accent 1" w:uiPriority="63"/>
-    <w:lsdException w:name="Medium Shading 2 Accent 1" w:uiPriority="64"/>
-    <w:lsdException w:name="Medium List 1 Accent 1" w:uiPriority="65"/>
-    <w:lsdException w:name="Revision" w:semiHidden="1"/>
-    <w:lsdException w:name="List Paragraph" w:qFormat="1" w:uiPriority="34"/>
-    <w:lsdException w:name="Quote" w:qFormat="1" w:uiPriority="29"/>
-    <w:lsdException w:name="Intense Quote" w:qFormat="1" w:uiPriority="30"/>
-    <w:lsdException w:name="Medium List 2 Accent 1" w:uiPriority="66"/>
-    <w:lsdException w:name="Medium Grid 1 Accent 1" w:uiPriority="67"/>
-    <w:lsdException w:name="Medium Grid 2 Accent 1" w:uiPriority="68"/>
-    <w:lsdException w:name="Medium Grid 3 Accent 1" w:uiPriority="69"/>
-    <w:lsdException w:name="Dark List Accent 1" w:uiPriority="70"/>
-    <w:lsdException w:name="Colorful Shading Accent 1" w:uiPriority="71"/>
-    <w:lsdException w:name="Colorful List Accent 1" w:uiPriority="72"/>
-    <w:lsdException w:name="Colorful Grid Accent 1" w:uiPriority="73"/>
-    <w:lsdException w:name="Light Shading Accent 2" w:uiPriority="60"/>
-    <w:lsdException w:name="Light List Accent 2" w:uiPriority="61"/>
-    <w:lsdException w:name="Light Grid Accent 2" w:uiPriority="62"/>
-    <w:lsdException w:name="Medium Shading 1 Accent 2" w:uiPriority="63"/>
-    <w:lsdException w:name="Medium Shading 2 Accent 2" w:uiPriority="64"/>
-    <w:lsdException w:name="Medium List 1 Accent 2" w:uiPriority="65"/>
-    <w:lsdException w:name="Medium List 2 Accent 2" w:uiPriority="66"/>
-    <w:lsdException w:name="Medium Grid 1 Accent 2" w:uiPriority="67"/>
-    <w:lsdException w:name="Medium Grid 2 Accent 2" w:uiPriority="68"/>
-    <w:lsdException w:name="Medium Grid 3 Accent 2" w:uiPriority="69"/>
-    <w:lsdException w:name="Dark List Accent 2" w:uiPriority="70"/>
-    <w:lsdException w:name="Colorful Shading Accent 2" w:uiPriority="71"/>
-    <w:lsdException w:name="Colorful List Accent 2" w:uiPriority="72"/>
-    <w:lsdException w:name="Colorful Grid Accent 2" w:uiPriority="73"/>
-    <w:lsdException w:name="Light Shading Accent 3" w:uiPriority="60"/>
-    <w:lsdException w:name="Light List Accent 3" w:uiPriority="61"/>
-    <w:lsdException w:name="Light Grid Accent 3" w:uiPriority="62"/>
-    <w:lsdException w:name="Medium Shading 1 Accent 3" w:uiPriority="63"/>
-    <w:lsdException w:name="Medium Shading 2 Accent 3" w:uiPriority="64"/>
-    <w:lsdException w:name="Medium List 1 Accent 3" w:uiPriority="65"/>
-    <w:lsdException w:name="Medium List 2 Accent 3" w:uiPriority="66"/>
-    <w:lsdException w:name="Medium Grid 1 Accent 3" w:uiPriority="67"/>
-    <w:lsdException w:name="Medium Grid 2 Accent 3" w:uiPriority="68"/>
-    <w:lsdException w:name="Medium Grid 3 Accent 3" w:uiPriority="69"/>
-    <w:lsdException w:name="Dark List Accent 3" w:uiPriority="70"/>
-    <w:lsdException w:name="Colorful Shading Accent 3" w:uiPriority="71"/>
-    <w:lsdException w:name="Colorful List Accent 3" w:uiPriority="72"/>
-    <w:lsdException w:name="Colorful Grid Accent 3" w:uiPriority="73"/>
-    <w:lsdException w:name="Light Shading Accent 4" w:uiPriority="60"/>
-    <w:lsdException w:name="Light List Accent 4" w:uiPriority="61"/>
-    <w:lsdException w:name="Light Grid Accent 4" w:uiPriority="62"/>
-    <w:lsdException w:name="Medium Shading 1 Accent 4" w:uiPriority="63"/>
-    <w:lsdException w:name="Medium Shading 2 Accent 4" w:uiPriority="64"/>
-    <w:lsdException w:name="Medium List 1 Accent 4" w:uiPriority="65"/>
-    <w:lsdException w:name="Medium List 2 Accent 4" w:uiPriority="66"/>
-    <w:lsdException w:name="Medium Grid 1 Accent 4" w:uiPriority="67"/>
-    <w:lsdException w:name="Medium Grid 2 Accent 4" w:uiPriority="68"/>
-    <w:lsdException w:name="Medium Grid 3 Accent 4" w:uiPriority="69"/>
-    <w:lsdException w:name="Dark List Accent 4" w:uiPriority="70"/>
-    <w:lsdException w:name="Colorful Shading Accent 4" w:uiPriority="71"/>
-    <w:lsdException w:name="Colorful List Accent 4" w:uiPriority="72"/>
-    <w:lsdException w:name="Colorful Grid Accent 4" w:uiPriority="73"/>
-    <w:lsdException w:name="Light Shading Accent 5" w:uiPriority="60"/>
-    <w:lsdException w:name="Light List Accent 5" w:uiPriority="61"/>
-    <w:lsdException w:name="Light Grid Accent 5" w:uiPriority="62"/>
-    <w:lsdException w:name="Medium Shading 1 Accent 5" w:uiPriority="63"/>
-    <w:lsdException w:name="Medium Shading 2 Accent 5" w:uiPriority="64"/>
-    <w:lsdException w:name="Medium List 1 Accent 5" w:uiPriority="65"/>
-    <w:lsdException w:name="Medium List 2 Accent 5" w:uiPriority="66"/>
-    <w:lsdException w:name="Medium Grid 1 Accent 5" w:uiPriority="67"/>
-    <w:lsdException w:name="Medium Grid 2 Accent 5" w:uiPriority="68"/>
-    <w:lsdException w:name="Medium Grid 3 Accent 5" w:uiPriority="69"/>
-    <w:lsdException w:name="Dark List Accent 5" w:uiPriority="70"/>
-    <w:lsdException w:name="Colorful Shading Accent 5" w:uiPriority="71"/>
-    <w:lsdException w:name="Colorful List Accent 5" w:uiPriority="72"/>
-    <w:lsdException w:name="Colorful Grid Accent 5" w:uiPriority="73"/>
-    <w:lsdException w:name="Light Shading Accent 6" w:uiPriority="60"/>
-    <w:lsdException w:name="Light List Accent 6" w:uiPriority="61"/>
-    <w:lsdException w:name="Light Grid Accent 6" w:uiPriority="62"/>
-    <w:lsdException w:name="Medium Shading 1 Accent 6" w:uiPriority="63"/>
-    <w:lsdException w:name="Medium Shading 2 Accent 6" w:uiPriority="64"/>
-    <w:lsdException w:name="Medium List 1 Accent 6" w:uiPriority="65"/>
-    <w:lsdException w:name="Medium List 2 Accent 6" w:uiPriority="66"/>
-    <w:lsdException w:name="Medium Grid 1 Accent 6" w:uiPriority="67"/>
-    <w:lsdException w:name="Medium Grid 2 Accent 6" w:uiPriority="68"/>
-    <w:lsdException w:name="Medium Grid 3 Accent 6" w:uiPriority="69"/>
-    <w:lsdException w:name="Dark List Accent 6" w:uiPriority="70"/>
-    <w:lsdException w:name="Colorful Shading Accent 6" w:uiPriority="71"/>
-    <w:lsdException w:name="Colorful List Accent 6" w:uiPriority="72"/>
-    <w:lsdException w:name="Colorful Grid Accent 6" w:uiPriority="73"/>
-    <w:lsdException w:name="Subtle Emphasis" w:qFormat="1" w:uiPriority="19"/>
-    <w:lsdException w:name="Intense Emphasis" w:qFormat="1" w:uiPriority="21"/>
-    <w:lsdException w:name="Subtle Reference" w:qFormat="1" w:uiPriority="31"/>
-    <w:lsdException w:name="Intense Reference" w:qFormat="1" w:uiPriority="32"/>
-    <w:lsdException w:name="Book Title" w:qFormat="1" w:uiPriority="33"/>
-    <w:lsdException w:name="Bibliography" w:semiHidden="1" w:uiPriority="37" w:unhideWhenUsed="1"/>
-    <w:lsdException w:name="TOC Heading" w:qFormat="1" w:semiHidden="1" w:uiPriority="39" w:unhideWhenUsed="1"/>
-    <w:lsdException w:name="Plain Table 1" w:uiPriority="41"/>
-    <w:lsdException w:name="Plain Table 2" w:uiPriority="42"/>
-    <w:lsdException w:name="Plain Table 3" w:uiPriority="43"/>
-    <w:lsdException w:name="Plain Table 4" w:uiPriority="44"/>
-    <w:lsdException w:name="Plain Table 5" w:uiPriority="45"/>
-    <w:lsdException w:name="Grid Table Light" w:uiPriority="40"/>
-    <w:lsdException w:name="Grid Table 1 Light" w:uiPriority="46"/>
-    <w:lsdException w:name="Grid Table 2" w:uiPriority="47"/>
-    <w:lsdException w:name="Grid Table 3" w:uiPriority="48"/>
-    <w:lsdException w:name="Grid Table 4" w:uiPriority="49"/>
-    <w:lsdException w:name="Grid Table 5 Dark" w:uiPriority="50"/>
-    <w:lsdException w:name="Grid Table 6 Colorful" w:uiPriority="51"/>
-    <w:lsdException w:name="Grid Table 7 Colorful" w:uiPriority="52"/>
-    <w:lsdException w:name="Grid Table 1 Light Accent 1" w:uiPriority="46"/>
-    <w:lsdException w:name="Grid Table 2 Accent 1" w:uiPriority="47"/>
-    <w:lsdException w:name="Grid Table 3 Accent 1" w:uiPriority="48"/>
-    <w:lsdException w:name="Grid Table 4 Accent 1" w:uiPriority="49"/>
-    <w:lsdException w:name="Grid Table 5 Dark Accent 1" w:uiPriority="50"/>
-    <w:lsdException w:name="Grid Table 6 Colorful Accent 1" w:uiPriority="51"/>
-    <w:lsdException w:name="Grid Table 7 Colorful Accent 1" w:uiPriority="52"/>
-    <w:lsdException w:name="Grid Table 1 Light Accent 2" w:uiPriority="46"/>
-    <w:lsdException w:name="Grid Table 2 Accent 2" w:uiPriority="47"/>
-    <w:lsdException w:name="Grid Table 3 Accent 2" w:uiPriority="48"/>
-    <w:lsdException w:name="Grid Table 4 Accent 2" w:uiPriority="49"/>
-    <w:lsdException w:name="Grid Table 5 Dark Accent 2" w:uiPriority="50"/>
-    <w:lsdException w:name="Grid Table 6 Colorful Accent 2" w:uiPriority="51"/>
-    <w:lsdException w:name="Grid Table 7 Colorful Accent 2" w:uiPriority="52"/>
-    <w:lsdException w:name="Grid Table 1 Light Accent 3" w:uiPriority="46"/>
-    <w:lsdException w:name="Grid Table 2 Accent 3" w:uiPriority="47"/>
-    <w:lsdException w:name="Grid Table 3 Accent 3" w:uiPriority="48"/>
-    <w:lsdException w:name="Grid Table 4 Accent 3" w:uiPriority="49"/>
-    <w:lsdException w:name="Grid Table 5 Dark Accent 3" w:uiPriority="50"/>
-    <w:lsdException w:name="Grid Table 6 Colorful Accent 3" w:uiPriority="51"/>
-    <w:lsdException w:name="Grid Table 7 Colorful Accent 3" w:uiPriority="52"/>
-    <w:lsdException w:name="Grid Table 1 Light Accent 4" w:uiPriority="46"/>
-    <w:lsdException w:name="Grid Table 2 Accent 4" w:uiPriority="47"/>
-    <w:lsdException w:name="Grid Table 3 Accent 4" w:uiPriority="48"/>
-    <w:lsdException w:name="Grid Table 4 Accent 4" w:uiPriority="49"/>
-    <w:lsdException w:name="Grid Table 5 Dark Accent 4" w:uiPriority="50"/>
-    <w:lsdException w:name="Grid Table 6 Colorful Accent 4" w:uiPriority="51"/>
-    <w:lsdException w:name="Grid Table 7 Colorful Accent 4" w:uiPriority="52"/>
-    <w:lsdException w:name="Grid Table 1 Light Accent 5" w:uiPriority="46"/>
-    <w:lsdException w:name="Grid Table 2 Accent 5" w:uiPriority="47"/>
-    <w:lsdException w:name="Grid Table 3 Accent 5" w:uiPriority="48"/>
-    <w:lsdException w:name="Grid Table 4 Accent 5" w:uiPriority="49"/>
-    <w:lsdException w:name="Grid Table 5 Dark Accent 5" w:uiPriority="50"/>
-    <w:lsdException w:name="Grid Table 6 Colorful Accent 5" w:uiPriority="51"/>
-    <w:lsdException w:name="Grid Table 7 Colorful Accent 5" w:uiPriority="52"/>
-    <w:lsdException w:name="Grid Table 1 Light Accent 6" w:uiPriority="46"/>
-    <w:lsdException w:name="Grid Table 2 Accent 6" w:uiPriority="47"/>
-    <w:lsdException w:name="Grid Table 3 Accent 6" w:uiPriority="48"/>
-    <w:lsdException w:name="Grid Table 4 Accent 6" w:uiPriority="49"/>
-    <w:lsdException w:name="Grid Table 5 Dark Accent 6" w:uiPriority="50"/>
-    <w:lsdException w:name="Grid Table 6 Colorful Accent 6" w:uiPriority="51"/>
-    <w:lsdException w:name="Grid Table 7 Colorful Accent 6" w:uiPriority="52"/>
-    <w:lsdException w:name="List Table 1 Light" w:uiPriority="46"/>
-    <w:lsdException w:name="List Table 2" w:uiPriority="47"/>
-    <w:lsdException w:name="List Table 3" w:uiPriority="48"/>
-    <w:lsdException w:name="List Table 4" w:uiPriority="49"/>
-    <w:lsdException w:name="List Table 5 Dark" w:uiPriority="50"/>
-    <w:lsdException w:name="List Table 6 Colorful" w:uiPriority="51"/>
-    <w:lsdException w:name="List Table 7 Colorful" w:uiPriority="52"/>
-    <w:lsdException w:name="List Table 1 Light Accent 1" w:uiPriority="46"/>
-    <w:lsdException w:name="List Table 2 Accent 1" w:uiPriority="47"/>
-    <w:lsdException w:name="List Table 3 Accent 1" w:uiPriority="48"/>
-    <w:lsdException w:name="List Table 4 Accent 1" w:uiPriority="49"/>
-    <w:lsdException w:name="List Table 5 Dark Accent 1" w:uiPriority="50"/>
-    <w:lsdException w:name="List Table 6 Colorful Accent 1" w:uiPriority="51"/>
-    <w:lsdException w:name="List Table 7 Colorful Accent 1" w:uiPriority="52"/>
-    <w:lsdException w:name="List Table 1 Light Accent 2" w:uiPriority="46"/>
-    <w:lsdException w:name="List Table 2 Accent 2" w:uiPriority="47"/>
-    <w:lsdException w:name="List Table 3 Accent 2" w:uiPriority="48"/>
-    <w:lsdException w:name="List Table 4 Accent 2" w:uiPriority="49"/>
-    <w:lsdException w:name="List Table 5 Dark Accent 2" w:uiPriority="50"/>
-    <w:lsdException w:name="List Table 6 Colorful Accent 2" w:uiPriority="51"/>
-    <w:lsdException w:name="List Table 7 Colorful Accent 2" w:uiPriority="52"/>
-    <w:lsdException w:name="List Table 1 Light Accent 3" w:uiPriority="46"/>
-    <w:lsdException w:name="List Table 2 Accent 3" w:uiPriority="47"/>
-    <w:lsdException w:name="List Table 3 Accent 3" w:uiPriority="48"/>
-    <w:lsdException w:name="List Table 4 Accent 3" w:uiPriority="49"/>
-    <w:lsdException w:name="List Table 5 Dark Accent 3" w:uiPriority="50"/>
-    <w:lsdException w:name="List Table 6 Colorful Accent 3" w:uiPriority="51"/>
-    <w:lsdException w:name="List Table 7 Colorful Accent 3" w:uiPriority="52"/>
-    <w:lsdException w:name="List Table 1 Light Accent 4" w:uiPriority="46"/>
-    <w:lsdException w:name="List Table 2 Accent 4" w:uiPriority="47"/>
-    <w:lsdException w:name="List Table 3 Accent 4" w:uiPriority="48"/>
-    <w:lsdException w:name="List Table 4 Accent 4" w:uiPriority="49"/>
-    <w:lsdException w:name="List Table 5 Dark Accent 4" w:uiPriority="50"/>
-    <w:lsdException w:name="List Table 6 Colorful Accent 4" w:uiPriority="51"/>
-    <w:lsdException w:name="List Table 7 Colorful Accent 4" w:uiPriority="52"/>
-    <w:lsdException w:name="List Table 1 Light Accent 5" w:uiPriority="46"/>
-    <w:lsdException w:name="List Table 2 Accent 5" w:uiPriority="47"/>
-    <w:lsdException w:name="List Table 3 Accent 5" w:uiPriority="48"/>
-    <w:lsdException w:name="List Table 4 Accent 5" w:uiPriority="49"/>
-    <w:lsdException w:name="List Table 5 Dark Accent 5" w:uiPriority="50"/>
-    <w:lsdException w:name="List Table 6 Colorful Accent 5" w:uiPriority="51"/>
-    <w:lsdException w:name="List Table 7 Colorful Accent 5" w:uiPriority="52"/>
-    <w:lsdException w:name="List Table 1 Light Accent 6" w:uiPriority="46"/>
-    <w:lsdException w:name="List Table 2 Accent 6" w:uiPriority="47"/>
-    <w:lsdException w:name="List Table 3 Accent 6" w:uiPriority="48"/>
-    <w:lsdException w:name="List Table 4 Accent 6" w:uiPriority="49"/>
-    <w:lsdException w:name="List Table 5 Dark Accent 6" w:uiPriority="50"/>
-    <w:lsdException w:name="List Table 6 Colorful Accent 6" w:uiPriority="51"/>
-    <w:lsdException w:name="List Table 7 Colorful Accent 6" w:uiPriority="52"/>
-    <w:lsdException w:name="Mention" w:semiHidden="1" w:unhideWhenUsed="1"/>
-    <w:lsdException w:name="Smart Hyperlink" w:semiHidden="1" w:unhideWhenUsed="1"/>
-    <w:lsdException w:name="Hashtag" w:semiHidden="1" w:unhideWhenUsed="1"/>
-    <w:lsdException w:name="Unresolved Mention" w:semiHidden="1" w:unhideWhenUsed="1"/>
-    <w:lsdException w:name="Smart Link" w:semiHidden="1" w:unhideWhenUsed="1"/>
-  </w:latentStyles>
+  <w:latentStyles w:count="276" w:defLockedState="0" w:defQFormat="0" w:defSemiHidden="0" w:defUIPriority="0" w:defUnhideWhenUsed="0"/>
   <w:style w:default="1" w:styleId="Normal" w:type="paragraph">
     <w:name w:val="Normal"/>
     <w:qFormat/>
   </w:style>
+  <w:style w:styleId="BodyText" w:type="paragraph">
+    <w:name w:val="Body Text"/>
+    <w:basedOn w:val="Normal"/>
+    <w:link w:val="BodyTextChar"/>
+    <w:qFormat/>
+    <w:pPr>
+      <w:spacing w:after="90" w:before="90"/>
+    </w:pPr>
+  </w:style>
+  <w:style w:customStyle="1" w:styleId="FirstParagraph" w:type="paragraph">
+    <w:name w:val="First Paragraph"/>
+    <w:basedOn w:val="BodyText"/>
+    <w:next w:val="BodyText"/>
+    <w:qFormat/>
+  </w:style>
+  <w:style w:customStyle="1" w:styleId="Compact" w:type="paragraph">
+    <w:name w:val="Compact"/>
+    <w:basedOn w:val="BodyText"/>
+    <w:qFormat/>
+    <w:pPr>
+      <w:spacing w:after="20" w:before="20"/>
+    </w:pPr>
+  </w:style>
+  <w:style w:styleId="Title" w:type="paragraph">
+    <w:name w:val="Title"/>
+    <w:basedOn w:val="Normal"/>
+    <w:next w:val="BodyText"/>
+    <w:link w:val="TitleChar"/>
+    <w:uiPriority w:val="10"/>
+    <w:qFormat/>
+    <w:rsid w:val="00A10FD9"/>
+    <w:pPr>
+      <w:spacing w:after="60" w:line="240" w:lineRule="auto"/>
+      <w:contextualSpacing/>
+      <w:jc w:val="center"/>
+    </w:pPr>
+    <w:rPr>
+      <w:rFonts w:asciiTheme="majorHAnsi" w:cstheme="majorBidi" w:eastAsiaTheme="majorEastAsia" w:hAnsiTheme="majorHAnsi"/>
+      <w:sz w:val="28"/>
+      <w:szCs w:val="28"/>
+    </w:rPr>
+  </w:style>
+  <w:style w:customStyle="1" w:styleId="TitleChar" w:type="character">
+    <w:name w:val="Title Char"/>
+    <w:basedOn w:val="DefaultParagraphFont"/>
+    <w:link w:val="Title"/>
+    <w:uiPriority w:val="10"/>
+    <w:rsid w:val="00A10FD9"/>
+    <w:rPr>
+      <w:rFonts w:asciiTheme="majorHAnsi" w:cstheme="majorBidi" w:eastAsiaTheme="majorEastAsia" w:hAnsiTheme="majorHAnsi"/>
+      <w:sz w:val="28"/>
+      <w:szCs w:val="28"/>
+    </w:rPr>
+  </w:style>
+  <w:style w:styleId="Subtitle" w:type="paragraph">
+    <w:name w:val="Subtitle"/>
+    <w:basedOn w:val="Title"/>
+    <w:next w:val="BodyText"/>
+    <w:link w:val="SubtitleChar"/>
+    <w:uiPriority w:val="11"/>
+    <w:qFormat/>
+    <w:rsid w:val="00A10FD9"/>
+    <w:pPr>
+      <w:numPr>
+        <w:ilvl w:val="1"/>
+      </w:numPr>
+    </w:pPr>
+    <w:rPr>
+      <w:rFonts w:cstheme="majorBidi" w:eastAsiaTheme="majorEastAsia"/>
+      <w:spacing w:val="15"/>
+      <w:sz w:val="22"/>
+      <w:szCs w:val="22"/>
+    </w:rPr>
+  </w:style>
+  <w:style w:customStyle="1" w:styleId="SubtitleChar" w:type="character">
+    <w:name w:val="Subtitle Char"/>
+    <w:basedOn w:val="DefaultParagraphFont"/>
+    <w:link w:val="Subtitle"/>
+    <w:uiPriority w:val="11"/>
+    <w:rsid w:val="00A10FD9"/>
+    <w:rPr>
+      <w:rFonts w:cstheme="majorBidi" w:eastAsiaTheme="majorEastAsia"/>
+      <w:color w:themeColor="text1" w:themeTint="A6" w:val="595959"/>
+      <w:spacing w:val="15"/>
+      <w:sz w:val="28"/>
+      <w:szCs w:val="28"/>
+    </w:rPr>
+  </w:style>
+  <w:style w:customStyle="1" w:styleId="Author" w:type="paragraph">
+    <w:name w:val="Author"/>
+    <w:basedOn w:val="Title"/>
+    <w:next w:val="BodyText"/>
+    <w:qFormat/>
+    <w:pPr>
+      <w:keepNext/>
+      <w:keepLines/>
+    </w:pPr>
+    <w:rPr>
+      <w:sz w:val="24"/>
+      <w:szCs w:val="24"/>
+    </w:rPr>
+  </w:style>
+  <w:style w:styleId="Date" w:type="paragraph">
+    <w:name w:val="Date"/>
+    <w:basedOn w:val="Title"/>
+    <w:next w:val="BodyText"/>
+    <w:qFormat/>
+    <w:pPr>
+      <w:keepNext/>
+      <w:keepLines/>
+    </w:pPr>
+    <w:rPr>
+      <w:sz w:val="24"/>
+      <w:szCs w:val="24"/>
+    </w:rPr>
+  </w:style>
+  <w:style w:customStyle="1" w:styleId="AbstractTitle" w:type="paragraph">
+    <w:name w:val="Abstract Title"/>
+    <w:basedOn w:val="Normal"/>
+    <w:next w:val="Abstract"/>
+    <w:qFormat/>
+    <w:pPr>
+      <w:keepNext/>
+      <w:keepLines/>
+      <w:spacing w:after="0" w:before="300"/>
+      <w:jc w:val="center"/>
+    </w:pPr>
+    <w:rPr>
+      <w:b/>
+      <w:sz w:val="20"/>
+      <w:szCs w:val="20"/>
+    </w:rPr>
+  </w:style>
+  <w:style w:customStyle="1" w:styleId="Abstract" w:type="paragraph">
+    <w:name w:val="Abstract"/>
+    <w:basedOn w:val="Normal"/>
+    <w:next w:val="BodyText"/>
+    <w:qFormat/>
+    <w:pPr>
+      <w:keepNext/>
+      <w:keepLines/>
+      <w:spacing w:after="300" w:before="100"/>
+    </w:pPr>
+    <w:rPr>
+      <w:sz w:val="20"/>
+      <w:szCs w:val="20"/>
+    </w:rPr>
+  </w:style>
+  <w:style w:styleId="Bibliography" w:type="paragraph">
+    <w:name w:val="Bibliography"/>
+    <w:basedOn w:val="Normal"/>
+    <w:next w:val="Bibliography"/>
+    <w:qFormat/>
+    <w:pPr/>
+    <w:rPr/>
+  </w:style>
   <w:style w:styleId="Heading1" w:type="paragraph">
     <w:name w:val="heading 1"/>
     <w:basedOn w:val="Normal"/>
-    <w:next w:val="Normal"/>
+    <w:next w:val="BodyText"/>
     <w:link w:val="Heading1Char"/>
     <w:uiPriority w:val="9"/>
     <w:qFormat/>
-    <w:rsid w:val="00846576"/>
+    <w:rsid w:val="00A10FD9"/>
     <w:pPr>
       <w:keepNext/>
       <w:keepLines/>
-      <w:spacing w:after="80" w:before="360"/>
+      <w:spacing w:after="60" w:before="200"/>
       <w:outlineLvl w:val="0"/>
     </w:pPr>
     <w:rPr>
       <w:rFonts w:asciiTheme="majorHAnsi" w:cstheme="majorBidi" w:eastAsiaTheme="majorEastAsia" w:hAnsiTheme="majorHAnsi"/>
-      <w:b/>
       <w:color w:themeColor="accent1" w:themeShade="BF" w:val="0F4761"/>
       <w:sz w:val="28"/>
-      <w:szCs w:val="40"/>
+      <w:szCs w:val="28"/>
     </w:rPr>
   </w:style>
   <w:style w:styleId="Heading2" w:type="paragraph">
     <w:name w:val="heading 2"/>
     <w:basedOn w:val="Normal"/>
-    <w:next w:val="Normal"/>
+    <w:next w:val="BodyText"/>
     <w:link w:val="Heading2Char"/>
     <w:uiPriority w:val="9"/>
     <w:semiHidden/>
     <w:unhideWhenUsed/>
     <w:qFormat/>
-    <w:rsid w:val="00846576"/>
+    <w:rsid w:val="00A10FD9"/>
     <w:pPr>
       <w:keepNext/>
       <w:keepLines/>
-      <w:spacing w:after="80" w:before="160"/>
+      <w:spacing w:after="50" w:before="140"/>
       <w:outlineLvl w:val="1"/>
     </w:pPr>
     <w:rPr>
       <w:rFonts w:asciiTheme="majorHAnsi" w:cstheme="majorBidi" w:eastAsiaTheme="majorEastAsia" w:hAnsiTheme="majorHAnsi"/>
       <w:color w:themeColor="accent1" w:themeShade="BF" w:val="0F4761"/>
-      <w:szCs w:val="32"/>
+      <w:sz w:val="26"/>
+      <w:szCs w:val="26"/>
     </w:rPr>
   </w:style>
   <w:style w:styleId="Heading3" w:type="paragraph">
     <w:name w:val="heading 3"/>
     <w:basedOn w:val="Normal"/>
-    <w:next w:val="Normal"/>
+    <w:next w:val="BodyText"/>
     <w:link w:val="Heading3Char"/>
     <w:uiPriority w:val="9"/>
+    <w:semiHidden/>
     <w:unhideWhenUsed/>
     <w:qFormat/>
-    <w:rsid w:val="00846576"/>
+    <w:rsid w:val="00A10FD9"/>
     <w:pPr>
       <w:keepNext/>
       <w:keepLines/>
-      <w:spacing w:after="80" w:before="160"/>
+      <w:spacing w:after="40" w:before="120"/>
       <w:outlineLvl w:val="2"/>
     </w:pPr>
     <w:rPr>
-      <w:rFonts w:asciiTheme="minorHAnsi" w:cstheme="majorBidi" w:eastAsiaTheme="majorEastAsia" w:hAnsiTheme="minorHAnsi"/>
+      <w:rFonts w:cstheme="majorBidi" w:eastAsiaTheme="majorEastAsia"/>
       <w:color w:themeColor="accent1" w:themeShade="BF" w:val="0F4761"/>
       <w:sz w:val="22"/>
-      <w:szCs w:val="28"/>
+      <w:szCs w:val="22"/>
     </w:rPr>
   </w:style>
   <w:style w:styleId="Heading4" w:type="paragraph">
     <w:name w:val="heading 4"/>
     <w:basedOn w:val="Normal"/>
-    <w:next w:val="Normal"/>
+    <w:next w:val="BodyText"/>
     <w:link w:val="Heading4Char"/>
     <w:uiPriority w:val="9"/>
     <w:semiHidden/>
     <w:unhideWhenUsed/>
     <w:qFormat/>
-    <w:rsid w:val="00846576"/>
+    <w:rsid w:val="00A10FD9"/>
     <w:pPr>
       <w:keepNext/>
       <w:keepLines/>
@@ -11416,7 +11396,8 @@
       <w:outlineLvl w:val="3"/>
     </w:pPr>
     <w:rPr>
-      <w:rFonts w:asciiTheme="minorHAnsi" w:cstheme="majorBidi" w:eastAsiaTheme="majorEastAsia" w:hAnsiTheme="minorHAnsi"/>
+      <w:rFonts w:cstheme="majorBidi" w:eastAsiaTheme="majorEastAsia"/>
+      <w:i/>
       <w:iCs/>
       <w:color w:themeColor="accent1" w:themeShade="BF" w:val="0F4761"/>
     </w:rPr>
@@ -11424,13 +11405,13 @@
   <w:style w:styleId="Heading5" w:type="paragraph">
     <w:name w:val="heading 5"/>
     <w:basedOn w:val="Normal"/>
-    <w:next w:val="Normal"/>
+    <w:next w:val="BodyText"/>
     <w:link w:val="Heading5Char"/>
     <w:uiPriority w:val="9"/>
     <w:semiHidden/>
     <w:unhideWhenUsed/>
     <w:qFormat/>
-    <w:rsid w:val="00AF5CF1"/>
+    <w:rsid w:val="00A10FD9"/>
     <w:pPr>
       <w:keepNext/>
       <w:keepLines/>
@@ -11438,28 +11419,29 @@
       <w:outlineLvl w:val="4"/>
     </w:pPr>
     <w:rPr>
-      <w:rFonts w:asciiTheme="minorHAnsi" w:cstheme="majorBidi" w:eastAsiaTheme="majorEastAsia" w:hAnsiTheme="minorHAnsi"/>
+      <w:rFonts w:cstheme="majorBidi" w:eastAsiaTheme="majorEastAsia"/>
       <w:color w:themeColor="accent1" w:themeShade="BF" w:val="0F4761"/>
     </w:rPr>
   </w:style>
   <w:style w:styleId="Heading6" w:type="paragraph">
     <w:name w:val="heading 6"/>
     <w:basedOn w:val="Normal"/>
-    <w:next w:val="Normal"/>
+    <w:next w:val="BodyText"/>
     <w:link w:val="Heading6Char"/>
     <w:uiPriority w:val="9"/>
     <w:semiHidden/>
     <w:unhideWhenUsed/>
     <w:qFormat/>
-    <w:rsid w:val="00846576"/>
+    <w:rsid w:val="00A10FD9"/>
     <w:pPr>
       <w:keepNext/>
       <w:keepLines/>
-      <w:spacing w:before="40"/>
+      <w:spacing w:after="0" w:before="40"/>
       <w:outlineLvl w:val="5"/>
     </w:pPr>
     <w:rPr>
-      <w:rFonts w:asciiTheme="minorHAnsi" w:cstheme="majorBidi" w:eastAsiaTheme="majorEastAsia" w:hAnsiTheme="minorHAnsi"/>
+      <w:rFonts w:cstheme="majorBidi" w:eastAsiaTheme="majorEastAsia"/>
+      <w:i/>
       <w:iCs/>
       <w:color w:themeColor="text1" w:themeTint="A6" w:val="595959"/>
     </w:rPr>
@@ -11467,41 +11449,43 @@
   <w:style w:styleId="Heading7" w:type="paragraph">
     <w:name w:val="heading 7"/>
     <w:basedOn w:val="Normal"/>
-    <w:next w:val="Normal"/>
+    <w:next w:val="BodyText"/>
     <w:link w:val="Heading7Char"/>
     <w:uiPriority w:val="9"/>
     <w:semiHidden/>
     <w:unhideWhenUsed/>
     <w:qFormat/>
-    <w:rsid w:val="00AF5CF1"/>
+    <w:rsid w:val="00A10FD9"/>
     <w:pPr>
       <w:keepNext/>
       <w:keepLines/>
-      <w:spacing w:before="40"/>
+      <w:spacing w:after="0" w:before="40"/>
       <w:outlineLvl w:val="6"/>
     </w:pPr>
     <w:rPr>
-      <w:rFonts w:asciiTheme="minorHAnsi" w:cstheme="majorBidi" w:eastAsiaTheme="majorEastAsia" w:hAnsiTheme="minorHAnsi"/>
+      <w:rFonts w:cstheme="majorBidi" w:eastAsiaTheme="majorEastAsia"/>
       <w:color w:themeColor="text1" w:themeTint="A6" w:val="595959"/>
     </w:rPr>
   </w:style>
   <w:style w:styleId="Heading8" w:type="paragraph">
     <w:name w:val="heading 8"/>
     <w:basedOn w:val="Normal"/>
-    <w:next w:val="Normal"/>
+    <w:next w:val="BodyText"/>
     <w:link w:val="Heading8Char"/>
     <w:uiPriority w:val="9"/>
     <w:semiHidden/>
     <w:unhideWhenUsed/>
     <w:qFormat/>
-    <w:rsid w:val="00846576"/>
+    <w:rsid w:val="00A10FD9"/>
     <w:pPr>
       <w:keepNext/>
       <w:keepLines/>
+      <w:spacing w:after="0"/>
       <w:outlineLvl w:val="7"/>
     </w:pPr>
     <w:rPr>
-      <w:rFonts w:asciiTheme="minorHAnsi" w:cstheme="majorBidi" w:eastAsiaTheme="majorEastAsia" w:hAnsiTheme="minorHAnsi"/>
+      <w:rFonts w:cstheme="majorBidi" w:eastAsiaTheme="majorEastAsia"/>
+      <w:i/>
       <w:iCs/>
       <w:color w:themeColor="text1" w:themeTint="D8" w:val="272727"/>
     </w:rPr>
@@ -11509,62 +11493,34 @@
   <w:style w:styleId="Heading9" w:type="paragraph">
     <w:name w:val="heading 9"/>
     <w:basedOn w:val="Normal"/>
-    <w:next w:val="Normal"/>
+    <w:next w:val="BodyText"/>
     <w:link w:val="Heading9Char"/>
     <w:uiPriority w:val="9"/>
     <w:semiHidden/>
     <w:unhideWhenUsed/>
     <w:qFormat/>
-    <w:rsid w:val="00846576"/>
+    <w:rsid w:val="00A10FD9"/>
     <w:pPr>
       <w:keepNext/>
       <w:keepLines/>
+      <w:spacing w:after="0"/>
       <w:outlineLvl w:val="8"/>
     </w:pPr>
     <w:rPr>
-      <w:rFonts w:asciiTheme="minorHAnsi" w:cstheme="majorBidi" w:eastAsiaTheme="majorEastAsia" w:hAnsiTheme="minorHAnsi"/>
+      <w:rFonts w:cstheme="majorBidi" w:eastAsiaTheme="majorEastAsia"/>
       <w:color w:themeColor="text1" w:themeTint="D8" w:val="272727"/>
-      <w:sz w:val="22"/>
     </w:rPr>
-  </w:style>
-  <w:style w:default="1" w:styleId="DefaultParagraphFont" w:type="character">
-    <w:name w:val="Default Paragraph Font"/>
-    <w:uiPriority w:val="1"/>
-    <w:semiHidden/>
-    <w:unhideWhenUsed/>
-  </w:style>
-  <w:style w:default="1" w:styleId="TableNormal" w:type="table">
-    <w:name w:val="Normal Table"/>
-    <w:uiPriority w:val="99"/>
-    <w:semiHidden/>
-    <w:unhideWhenUsed/>
-    <w:tblPr>
-      <w:tblInd w:type="dxa" w:w="0"/>
-      <w:tblCellMar>
-        <w:top w:type="dxa" w:w="0"/>
-        <w:left w:type="dxa" w:w="108"/>
-        <w:bottom w:type="dxa" w:w="0"/>
-        <w:right w:type="dxa" w:w="108"/>
-      </w:tblCellMar>
-    </w:tblPr>
-  </w:style>
-  <w:style w:default="1" w:styleId="NoList" w:type="numbering">
-    <w:name w:val="No List"/>
-    <w:uiPriority w:val="99"/>
-    <w:semiHidden/>
-    <w:unhideWhenUsed/>
   </w:style>
   <w:style w:customStyle="1" w:styleId="Heading1Char" w:type="character">
     <w:name w:val="Heading 1 Char"/>
     <w:basedOn w:val="DefaultParagraphFont"/>
     <w:link w:val="Heading1"/>
     <w:uiPriority w:val="9"/>
-    <w:rsid w:val="00846576"/>
+    <w:rsid w:val="00A10FD9"/>
     <w:rPr>
       <w:rFonts w:asciiTheme="majorHAnsi" w:cstheme="majorBidi" w:eastAsiaTheme="majorEastAsia" w:hAnsiTheme="majorHAnsi"/>
-      <w:b/>
       <w:color w:themeColor="accent1" w:themeShade="BF" w:val="0F4761"/>
-      <w:sz w:val="28"/>
+      <w:sz w:val="40"/>
       <w:szCs w:val="40"/>
     </w:rPr>
   </w:style>
@@ -11574,10 +11530,11 @@
     <w:link w:val="Heading2"/>
     <w:uiPriority w:val="9"/>
     <w:semiHidden/>
-    <w:rsid w:val="00846576"/>
+    <w:rsid w:val="00A10FD9"/>
     <w:rPr>
       <w:rFonts w:asciiTheme="majorHAnsi" w:cstheme="majorBidi" w:eastAsiaTheme="majorEastAsia" w:hAnsiTheme="majorHAnsi"/>
       <w:color w:themeColor="accent1" w:themeShade="BF" w:val="0F4761"/>
+      <w:sz w:val="32"/>
       <w:szCs w:val="32"/>
     </w:rPr>
   </w:style>
@@ -11586,11 +11543,12 @@
     <w:basedOn w:val="DefaultParagraphFont"/>
     <w:link w:val="Heading3"/>
     <w:uiPriority w:val="9"/>
-    <w:rsid w:val="00846576"/>
+    <w:semiHidden/>
+    <w:rsid w:val="00A10FD9"/>
     <w:rPr>
-      <w:rFonts w:asciiTheme="minorHAnsi" w:cstheme="majorBidi" w:eastAsiaTheme="majorEastAsia" w:hAnsiTheme="minorHAnsi"/>
+      <w:rFonts w:cstheme="majorBidi" w:eastAsiaTheme="majorEastAsia"/>
       <w:color w:themeColor="accent1" w:themeShade="BF" w:val="0F4761"/>
-      <w:sz w:val="22"/>
+      <w:sz w:val="28"/>
       <w:szCs w:val="28"/>
     </w:rPr>
   </w:style>
@@ -11600,9 +11558,10 @@
     <w:link w:val="Heading4"/>
     <w:uiPriority w:val="9"/>
     <w:semiHidden/>
-    <w:rsid w:val="00846576"/>
+    <w:rsid w:val="00A10FD9"/>
     <w:rPr>
-      <w:rFonts w:asciiTheme="minorHAnsi" w:cstheme="majorBidi" w:eastAsiaTheme="majorEastAsia" w:hAnsiTheme="minorHAnsi"/>
+      <w:rFonts w:cstheme="majorBidi" w:eastAsiaTheme="majorEastAsia"/>
+      <w:i/>
       <w:iCs/>
       <w:color w:themeColor="accent1" w:themeShade="BF" w:val="0F4761"/>
     </w:rPr>
@@ -11613,9 +11572,9 @@
     <w:link w:val="Heading5"/>
     <w:uiPriority w:val="9"/>
     <w:semiHidden/>
-    <w:rsid w:val="00AF5CF1"/>
+    <w:rsid w:val="00A10FD9"/>
     <w:rPr>
-      <w:rFonts w:asciiTheme="minorHAnsi" w:cstheme="majorBidi" w:eastAsiaTheme="majorEastAsia" w:hAnsiTheme="minorHAnsi"/>
+      <w:rFonts w:cstheme="majorBidi" w:eastAsiaTheme="majorEastAsia"/>
       <w:color w:themeColor="accent1" w:themeShade="BF" w:val="0F4761"/>
     </w:rPr>
   </w:style>
@@ -11625,9 +11584,10 @@
     <w:link w:val="Heading6"/>
     <w:uiPriority w:val="9"/>
     <w:semiHidden/>
-    <w:rsid w:val="00846576"/>
+    <w:rsid w:val="00A10FD9"/>
     <w:rPr>
-      <w:rFonts w:asciiTheme="minorHAnsi" w:cstheme="majorBidi" w:eastAsiaTheme="majorEastAsia" w:hAnsiTheme="minorHAnsi"/>
+      <w:rFonts w:cstheme="majorBidi" w:eastAsiaTheme="majorEastAsia"/>
+      <w:i/>
       <w:iCs/>
       <w:color w:themeColor="text1" w:themeTint="A6" w:val="595959"/>
     </w:rPr>
@@ -11638,9 +11598,9 @@
     <w:link w:val="Heading7"/>
     <w:uiPriority w:val="9"/>
     <w:semiHidden/>
-    <w:rsid w:val="00AF5CF1"/>
+    <w:rsid w:val="00A10FD9"/>
     <w:rPr>
-      <w:rFonts w:asciiTheme="minorHAnsi" w:cstheme="majorBidi" w:eastAsiaTheme="majorEastAsia" w:hAnsiTheme="minorHAnsi"/>
+      <w:rFonts w:cstheme="majorBidi" w:eastAsiaTheme="majorEastAsia"/>
       <w:color w:themeColor="text1" w:themeTint="A6" w:val="595959"/>
     </w:rPr>
   </w:style>
@@ -11650,9 +11610,10 @@
     <w:link w:val="Heading8"/>
     <w:uiPriority w:val="9"/>
     <w:semiHidden/>
-    <w:rsid w:val="00846576"/>
+    <w:rsid w:val="00A10FD9"/>
     <w:rPr>
-      <w:rFonts w:asciiTheme="minorHAnsi" w:cstheme="majorBidi" w:eastAsiaTheme="majorEastAsia" w:hAnsiTheme="minorHAnsi"/>
+      <w:rFonts w:cstheme="majorBidi" w:eastAsiaTheme="majorEastAsia"/>
+      <w:i/>
       <w:iCs/>
       <w:color w:themeColor="text1" w:themeTint="D8" w:val="272727"/>
     </w:rPr>
@@ -11663,294 +11624,185 @@
     <w:link w:val="Heading9"/>
     <w:uiPriority w:val="9"/>
     <w:semiHidden/>
-    <w:rsid w:val="00846576"/>
+    <w:rsid w:val="00A10FD9"/>
     <w:rPr>
-      <w:rFonts w:asciiTheme="minorHAnsi" w:cstheme="majorBidi" w:eastAsiaTheme="majorEastAsia" w:hAnsiTheme="minorHAnsi"/>
+      <w:rFonts w:cstheme="majorBidi" w:eastAsiaTheme="majorEastAsia"/>
       <w:color w:themeColor="text1" w:themeTint="D8" w:val="272727"/>
-      <w:sz w:val="22"/>
     </w:rPr>
   </w:style>
-  <w:style w:styleId="Title" w:type="paragraph">
-    <w:name w:val="Title"/>
+  <w:style w:styleId="BlockText" w:type="paragraph">
+    <w:name w:val="Block Text"/>
+    <w:basedOn w:val="BodyText"/>
+    <w:next w:val="BodyText"/>
+    <w:uiPriority w:val="9"/>
+    <w:unhideWhenUsed/>
+    <w:qFormat/>
+    <w:pPr>
+      <w:spacing w:after="50" w:before="50"/>
+      <w:ind w:firstLine="0" w:left="480" w:right="480"/>
+    </w:pPr>
+  </w:style>
+  <w:style w:styleId="FootnoteText" w:type="paragraph">
+    <w:name w:val="Footnote Text"/>
     <w:basedOn w:val="Normal"/>
-    <w:next w:val="Normal"/>
-    <w:link w:val="TitleChar"/>
-    <w:uiPriority w:val="10"/>
+    <w:next w:val="FootnoteText"/>
+    <w:uiPriority w:val="9"/>
+    <w:unhideWhenUsed/>
     <w:qFormat/>
-    <w:rsid w:val="00AF5CF1"/>
+  </w:style>
+  <w:style w:styleId="FootnoteBlockText" w:type="paragraph">
+    <w:name w:val="Footnote Block Text"/>
+    <w:basedOn w:val="FootnoteText"/>
+    <w:next w:val="FootnoteText"/>
+    <w:uiPriority w:val="9"/>
+    <w:unhideWhenUsed/>
+    <w:qFormat/>
     <w:pPr>
-      <w:spacing w:after="80"/>
-      <w:contextualSpacing/>
+      <w:spacing w:after="100" w:before="100"/>
+      <w:ind w:firstLine="0" w:left="480" w:right="480"/>
+    </w:pPr>
+  </w:style>
+  <w:style w:default="1" w:styleId="DefaultParagraphFont" w:type="character">
+    <w:name w:val="Default Paragraph Font"/>
+    <w:semiHidden/>
+    <w:unhideWhenUsed/>
+  </w:style>
+  <w:style w:default="1" w:styleId="Table" w:type="table">
+    <w:name w:val="Table"/>
+    <w:basedOn w:val="TableNormal"/>
+    <w:semiHidden/>
+    <w:unhideWhenUsed/>
+    <w:qFormat/>
+    <w:tblPr>
+      <w:tblInd w:type="dxa" w:w="0"/>
+      <w:tblCellMar>
+        <w:top w:type="dxa" w:w="0"/>
+        <w:left w:type="dxa" w:w="108"/>
+        <w:bottom w:type="dxa" w:w="0"/>
+        <w:right w:type="dxa" w:w="108"/>
+      </w:tblCellMar>
+    </w:tblPr>
+    <w:tblStylePr w:type="firstRow">
+      <w:tblPr>
+        <w:jc w:val="left"/>
+        <w:tblInd w:type="dxa" w:w="0"/>
+      </w:tblPr>
+      <w:trPr>
+        <w:jc w:val="left"/>
+      </w:trPr>
+      <w:tcPr>
+        <w:tcBorders>
+          <w:bottom w:val="single"/>
+        </w:tcBorders>
+        <w:vAlign w:val="bottom"/>
+      </w:tcPr>
+    </w:tblStylePr>
+  </w:style>
+  <w:style w:customStyle="1" w:styleId="DefinitionTerm" w:type="paragraph">
+    <w:name w:val="Definition Term"/>
+    <w:basedOn w:val="Normal"/>
+    <w:next w:val="Definition"/>
+    <w:pPr>
+      <w:keepNext/>
+      <w:keepLines/>
+      <w:spacing w:after="0"/>
+    </w:pPr>
+    <w:rPr>
+      <w:b/>
+    </w:rPr>
+  </w:style>
+  <w:style w:customStyle="1" w:styleId="Definition" w:type="paragraph">
+    <w:name w:val="Definition"/>
+    <w:basedOn w:val="Normal"/>
+  </w:style>
+  <w:style w:styleId="Caption" w:type="paragraph">
+    <w:name w:val="Caption"/>
+    <w:basedOn w:val="Normal"/>
+    <w:link w:val="BodyTextChar"/>
+    <w:pPr>
+      <w:spacing w:after="60" w:before="0"/>
+    </w:pPr>
+    <w:rPr>
+      <w:i/>
+    </w:rPr>
+  </w:style>
+  <w:style w:customStyle="1" w:styleId="TableCaption" w:type="paragraph">
+    <w:name w:val="Table Caption"/>
+    <w:basedOn w:val="Caption"/>
+    <w:pPr>
+      <w:keepNext/>
+    </w:pPr>
+  </w:style>
+  <w:style w:customStyle="1" w:styleId="ImageCaption" w:type="paragraph">
+    <w:name w:val="Image Caption"/>
+    <w:basedOn w:val="Caption"/>
+  </w:style>
+  <w:style w:customStyle="1" w:styleId="Figure" w:type="paragraph">
+    <w:name w:val="Figure"/>
+    <w:basedOn w:val="Normal"/>
+  </w:style>
+  <w:style w:customStyle="1" w:styleId="CaptionedFigure" w:type="paragraph">
+    <w:name w:val="Captioned Figure"/>
+    <w:basedOn w:val="Figure"/>
+    <w:pPr>
+      <w:keepNext/>
+    </w:pPr>
+  </w:style>
+  <w:style w:customStyle="1" w:styleId="BodyTextChar" w:type="character">
+    <w:name w:val="Body Text Char"/>
+    <w:basedOn w:val="DefaultParagraphFont"/>
+    <w:link w:val="BodyText"/>
+  </w:style>
+  <w:style w:customStyle="1" w:styleId="VerbatimChar" w:type="character">
+    <w:name w:val="Verbatim Char"/>
+    <w:basedOn w:val="BodyTextChar"/>
+    <w:rPr>
+      <w:rFonts w:ascii="Consolas" w:hAnsi="Consolas"/>
+      <w:sz w:val="18"/>
+    </w:rPr>
+  </w:style>
+  <w:style w:customStyle="1" w:styleId="SectionNumber" w:type="character">
+    <w:name w:val="Section Number"/>
+    <w:basedOn w:val="BodyTextChar"/>
+  </w:style>
+  <w:style w:styleId="FootnoteReference" w:type="character">
+    <w:name w:val="Footnote Reference"/>
+    <w:basedOn w:val="BodyTextChar"/>
+    <w:rPr>
+      <w:vertAlign w:val="superscript"/>
+    </w:rPr>
+  </w:style>
+  <w:style w:styleId="Hyperlink" w:type="character">
+    <w:name w:val="Hyperlink"/>
+    <w:basedOn w:val="BodyTextChar"/>
+    <w:rPr>
+      <w:color w:themeColor="accent1" w:val="4F81BD"/>
+    </w:rPr>
+  </w:style>
+  <w:style w:styleId="TOCHeading" w:type="paragraph">
+    <w:name w:val="TOC Heading"/>
+    <w:basedOn w:val="Heading1"/>
+    <w:next w:val="BodyText"/>
+    <w:uiPriority w:val="39"/>
+    <w:unhideWhenUsed/>
+    <w:qFormat/>
+    <w:pPr>
+      <w:spacing w:before="240" w:line="259" w:lineRule="auto"/>
+      <w:outlineLvl w:val="9"/>
     </w:pPr>
     <w:rPr>
       <w:rFonts w:asciiTheme="majorHAnsi" w:cstheme="majorBidi" w:eastAsiaTheme="majorEastAsia" w:hAnsiTheme="majorHAnsi"/>
-      <w:spacing w:val="-10"/>
-      <w:kern w:val="28"/>
-      <w:sz w:val="56"/>
-      <w:szCs w:val="56"/>
+      <w:b w:val="0"/>
+      <w:bCs w:val="0"/>
+      <w:color w:themeColor="accent1" w:themeShade="BF" w:val="365F91"/>
     </w:rPr>
   </w:style>
-  <w:style w:customStyle="1" w:styleId="TitleChar" w:type="character">
-    <w:name w:val="Title Char"/>
-    <w:basedOn w:val="DefaultParagraphFont"/>
-    <w:link w:val="Title"/>
-    <w:uiPriority w:val="10"/>
-    <w:rsid w:val="00AF5CF1"/>
-    <w:rPr>
-      <w:rFonts w:asciiTheme="majorHAnsi" w:cstheme="majorBidi" w:eastAsiaTheme="majorEastAsia" w:hAnsiTheme="majorHAnsi"/>
-      <w:spacing w:val="-10"/>
-      <w:kern w:val="28"/>
-      <w:sz w:val="56"/>
-      <w:szCs w:val="56"/>
-    </w:rPr>
-  </w:style>
-  <w:style w:styleId="Subtitle" w:type="paragraph">
-    <w:name w:val="Subtitle"/>
-    <w:basedOn w:val="Normal"/>
-    <w:next w:val="Normal"/>
-    <w:link w:val="SubtitleChar"/>
-    <w:uiPriority w:val="11"/>
-    <w:qFormat/>
-    <w:rsid w:val="00AF5CF1"/>
-    <w:pPr>
-      <w:numPr>
-        <w:ilvl w:val="1"/>
-      </w:numPr>
-      <w:spacing w:after="160"/>
-    </w:pPr>
-    <w:rPr>
-      <w:rFonts w:asciiTheme="minorHAnsi" w:cstheme="majorBidi" w:eastAsiaTheme="majorEastAsia" w:hAnsiTheme="minorHAnsi"/>
-      <w:color w:themeColor="text1" w:themeTint="A6" w:val="595959"/>
-      <w:spacing w:val="15"/>
-      <w:sz w:val="28"/>
-      <w:szCs w:val="28"/>
-    </w:rPr>
-  </w:style>
-  <w:style w:customStyle="1" w:styleId="SubtitleChar" w:type="character">
-    <w:name w:val="Subtitle Char"/>
-    <w:basedOn w:val="DefaultParagraphFont"/>
-    <w:link w:val="Subtitle"/>
-    <w:uiPriority w:val="11"/>
-    <w:rsid w:val="00AF5CF1"/>
-    <w:rPr>
-      <w:rFonts w:asciiTheme="minorHAnsi" w:cstheme="majorBidi" w:eastAsiaTheme="majorEastAsia" w:hAnsiTheme="minorHAnsi"/>
-      <w:color w:themeColor="text1" w:themeTint="A6" w:val="595959"/>
-      <w:spacing w:val="15"/>
-      <w:sz w:val="28"/>
-      <w:szCs w:val="28"/>
-    </w:rPr>
-  </w:style>
-  <w:style w:styleId="Quote" w:type="paragraph">
-    <w:name w:val="Quote"/>
-    <w:basedOn w:val="Normal"/>
-    <w:next w:val="Normal"/>
-    <w:link w:val="QuoteChar"/>
-    <w:uiPriority w:val="29"/>
-    <w:qFormat/>
-    <w:rsid w:val="00AF5CF1"/>
-    <w:pPr>
-      <w:spacing w:after="160" w:before="160"/>
-      <w:jc w:val="center"/>
-    </w:pPr>
-    <w:rPr>
-      <w:i/>
-      <w:iCs/>
-      <w:color w:themeColor="text1" w:themeTint="BF" w:val="404040"/>
-    </w:rPr>
-  </w:style>
-  <w:style w:customStyle="1" w:styleId="QuoteChar" w:type="character">
-    <w:name w:val="Quote Char"/>
-    <w:basedOn w:val="DefaultParagraphFont"/>
-    <w:link w:val="Quote"/>
-    <w:uiPriority w:val="29"/>
-    <w:rsid w:val="00AF5CF1"/>
-    <w:rPr>
-      <w:i/>
-      <w:iCs/>
-      <w:color w:themeColor="text1" w:themeTint="BF" w:val="404040"/>
-    </w:rPr>
-  </w:style>
-  <w:style w:styleId="ListParagraph" w:type="paragraph">
-    <w:name w:val="List Paragraph"/>
-    <w:basedOn w:val="Normal"/>
-    <w:uiPriority w:val="34"/>
-    <w:qFormat/>
-    <w:rsid w:val="00AF5CF1"/>
-    <w:pPr>
-      <w:ind w:left="720"/>
-      <w:contextualSpacing/>
-    </w:pPr>
-  </w:style>
-  <w:style w:styleId="IntenseEmphasis" w:type="character">
-    <w:name w:val="Intense Emphasis"/>
-    <w:basedOn w:val="DefaultParagraphFont"/>
-    <w:uiPriority w:val="21"/>
-    <w:qFormat/>
-    <w:rsid w:val="00AF5CF1"/>
-    <w:rPr>
-      <w:i/>
-      <w:iCs/>
-      <w:color w:themeColor="accent1" w:themeShade="BF" w:val="0F4761"/>
-    </w:rPr>
-  </w:style>
-  <w:style w:styleId="IntenseQuote" w:type="paragraph">
-    <w:name w:val="Intense Quote"/>
-    <w:basedOn w:val="Normal"/>
-    <w:next w:val="Normal"/>
-    <w:link w:val="IntenseQuoteChar"/>
-    <w:uiPriority w:val="30"/>
-    <w:qFormat/>
-    <w:rsid w:val="00AF5CF1"/>
-    <w:pPr>
-      <w:pBdr>
-        <w:top w:color="0F4761" w:space="10" w:sz="4" w:themeColor="accent1" w:themeShade="BF" w:val="single"/>
-        <w:bottom w:color="0F4761" w:space="10" w:sz="4" w:themeColor="accent1" w:themeShade="BF" w:val="single"/>
-      </w:pBdr>
-      <w:spacing w:after="360" w:before="360"/>
-      <w:ind w:left="864" w:right="864"/>
-      <w:jc w:val="center"/>
-    </w:pPr>
-    <w:rPr>
-      <w:i/>
-      <w:iCs/>
-      <w:color w:themeColor="accent1" w:themeShade="BF" w:val="0F4761"/>
-    </w:rPr>
-  </w:style>
-  <w:style w:customStyle="1" w:styleId="IntenseQuoteChar" w:type="character">
-    <w:name w:val="Intense Quote Char"/>
-    <w:basedOn w:val="DefaultParagraphFont"/>
-    <w:link w:val="IntenseQuote"/>
-    <w:uiPriority w:val="30"/>
-    <w:rsid w:val="00AF5CF1"/>
-    <w:rPr>
-      <w:i/>
-      <w:iCs/>
-      <w:color w:themeColor="accent1" w:themeShade="BF" w:val="0F4761"/>
-    </w:rPr>
-  </w:style>
-  <w:style w:styleId="IntenseReference" w:type="character">
-    <w:name w:val="Intense Reference"/>
-    <w:basedOn w:val="DefaultParagraphFont"/>
-    <w:uiPriority w:val="32"/>
-    <w:qFormat/>
-    <w:rsid w:val="00AF5CF1"/>
-    <w:rPr>
-      <w:b/>
-      <w:bCs/>
-      <w:smallCaps/>
-      <w:color w:themeColor="accent1" w:themeShade="BF" w:val="0F4761"/>
-      <w:spacing w:val="5"/>
-    </w:rPr>
-  </w:style>
-  <w:style w:styleId="HTMLCode" w:type="character">
-    <w:name w:val="HTML Code"/>
-    <w:basedOn w:val="DefaultParagraphFont"/>
-    <w:uiPriority w:val="99"/>
-    <w:unhideWhenUsed/>
-    <w:rsid w:val="00771E03"/>
-    <w:rPr>
-      <w:rFonts w:ascii="Consolas" w:cs="Consolas" w:hAnsi="Consolas"/>
-      <w:sz w:val="18"/>
-      <w:szCs w:val="20"/>
-    </w:rPr>
-  </w:style>
-  <w:style w:customStyle="1" w:styleId="Code" w:type="paragraph">
-    <w:name w:val="Code"/>
-    <w:basedOn w:val="Normal"/>
-    <w:next w:val="Normal"/>
-    <w:qFormat/>
-    <w:rsid w:val="00BC28E9"/>
-    <w:pPr>
-      <w:pBdr>
-        <w:top w:color="FF0000" w:space="1" w:sz="8" w:val="single"/>
-        <w:left w:color="FF0000" w:space="4" w:sz="8" w:val="single"/>
-        <w:bottom w:color="FF0000" w:space="1" w:sz="8" w:val="single"/>
-        <w:right w:color="FF0000" w:space="4" w:sz="8" w:val="single"/>
-      </w:pBdr>
-      <w:shd w:color="auto" w:fill="auto" w:val="pct15"/>
-      <w:spacing w:after="120" w:before="120"/>
-      <w:ind w:left="432" w:right="432"/>
-    </w:pPr>
-    <w:rPr>
-      <w:rFonts w:ascii="Courier New" w:hAnsi="Courier New"/>
-      <w:sz w:val="18"/>
-    </w:rPr>
-  </w:style>
-  <w:style w:customStyle="1" w:styleId="SourceCode" w:type="paragraph">
+  <w:style w:type="paragraph" w:customStyle="1" w:styleId="SourceCode">
     <w:name w:val="Source Code"/>
     <w:basedOn w:val="Normal"/>
-    <w:qFormat/>
-    <w:rsid w:val="00771E03"/>
+    <w:link w:val="VerbatimChar"/>
     <w:pPr>
-      <w:pBdr>
-        <w:top w:color="auto" w:space="1" w:sz="8" w:val="single"/>
-        <w:left w:color="auto" w:space="4" w:sz="8" w:val="single"/>
-        <w:bottom w:color="auto" w:space="1" w:sz="8" w:val="single"/>
-        <w:right w:color="auto" w:space="4" w:sz="8" w:val="single"/>
-      </w:pBdr>
-      <w:shd w:color="auto" w:fill="auto" w:val="pct15"/>
-      <w:spacing w:after="240" w:before="240"/>
-      <w:ind w:left="432" w:right="432"/>
-    </w:pPr>
-    <w:rPr>
-      <w:rFonts w:ascii="Courier New" w:hAnsi="Courier New"/>
-      <w:sz w:val="20"/>
-    </w:rPr>
-  </w:style>
-  <w:style w:customStyle="1" w:styleId="Verbatim" w:type="paragraph">
-    <w:name w:val="Verbatim"/>
-    <w:basedOn w:val="Normal"/>
-    <w:qFormat/>
-    <w:rsid w:val="00771E03"/>
-    <w:pPr>
-      <w:shd w:color="auto" w:fill="auto" w:val="pct15"/>
-      <w:spacing w:after="240" w:before="240"/>
-      <w:ind w:left="432" w:right="432"/>
-    </w:pPr>
-    <w:rPr>
-      <w:rFonts w:ascii="Courier New" w:hAnsi="Courier New"/>
-      <w:sz w:val="18"/>
-    </w:rPr>
-  </w:style>
-  <w:style w:customStyle="1" w:styleId="CodeBlock" w:type="paragraph">
-    <w:name w:val="Code Block"/>
-    <w:basedOn w:val="Verbatim"/>
-    <w:qFormat/>
-    <w:rsid w:val="00BC28E9"/>
-  </w:style>
-  <w:style w:styleId="CommentText" w:type="paragraph">
-    <w:name w:val="annotation text"/>
-    <w:basedOn w:val="Normal"/>
-    <w:link w:val="CommentTextChar"/>
-    <w:uiPriority w:val="99"/>
-    <w:unhideWhenUsed/>
-    <w:rsid w:val="00771E03"/>
-    <w:rPr>
-      <w:sz w:val="20"/>
-      <w:szCs w:val="20"/>
-    </w:rPr>
-  </w:style>
-  <w:style w:customStyle="1" w:styleId="CommentTextChar" w:type="character">
-    <w:name w:val="Comment Text Char"/>
-    <w:basedOn w:val="DefaultParagraphFont"/>
-    <w:link w:val="CommentText"/>
-    <w:uiPriority w:val="99"/>
-    <w:rsid w:val="00771E03"/>
-    <w:rPr>
-      <w:sz w:val="20"/>
-      <w:szCs w:val="20"/>
-    </w:rPr>
-  </w:style>
-  <w:style w:styleId="TOC1" w:type="paragraph">
-    <w:name w:val="toc 1"/>
-    <w:basedOn w:val="Normal"/>
-    <w:next w:val="Normal"/>
-    <w:autoRedefine/>
-    <w:uiPriority w:val="39"/>
-    <w:unhideWhenUsed/>
-    <w:rsid w:val="00322D32"/>
-    <w:pPr>
-      <w:spacing w:after="100"/>
+      <w:wordWrap w:val="off"/>
     </w:pPr>
   </w:style>
   <w:style w:type="character" w:customStyle="1" w:styleId="KeywordTok">
@@ -12274,7 +12126,7 @@
         <a:latin typeface="Aptos" panose="02110004020202020204"/>
         <a:ea typeface=""/>
         <a:cs typeface=""/>
-        <a:font script="Jpan" typeface="游ゴシック"/>
+        <a:font script="Jpan" typeface="游明朝"/>
         <a:font script="Hang" typeface="맑은 고딕"/>
         <a:font script="Hans" typeface="等线"/>
         <a:font script="Hant" typeface="新細明體"/>
@@ -12465,7 +12317,7 @@
   <a:extraClrSchemeLst/>
   <a:extLst>
     <a:ext uri="{05A4C25C-085E-4340-85A3-A5531E510DB2}">
-      <thm15:themeFamily xmlns:thm15="http://schemas.microsoft.com/office/thememl/2012/main" name="Office Theme" id="{62F939B6-93AF-4DB8-9C6B-D6C7DFDC589F}" vid="{4A3C46E8-61CC-4603-A589-7422A47A8E4A}"/>
+      <thm15:themeFamily xmlns:thm15="http://schemas.microsoft.com/office/thememl/2012/main" name="Office Theme" id="{2E142A2C-CD16-42D6-873A-C26D2A0506FA}" vid="{1BDDFF52-6CD6-40A5-AB3C-68EB2F1E4D0A}"/>
     </a:ext>
   </a:extLst>
 </a:theme>

--- a/docs/content/nmds_cluster_analysis/nmds_cluster_analysis_lecture.docx
+++ b/docs/content/nmds_cluster_analysis/nmds_cluster_analysis_lecture.docx
@@ -1714,7 +1714,7 @@
       <w:r>
         <w:drawing>
           <wp:inline>
-            <wp:extent cx="5334000" cy="5334000"/>
+            <wp:extent cx="3302849" cy="3302849"/>
             <wp:effectExtent b="0" l="0" r="0" t="0"/>
             <wp:docPr descr="" title="" id="15" name="Picture"/>
             <a:graphic>
@@ -1735,7 +1735,7 @@
                   <pic:spPr bwMode="auto">
                     <a:xfrm>
                       <a:off x="0" y="0"/>
-                      <a:ext cx="5334000" cy="5334000"/>
+                      <a:ext cx="3302849" cy="3302849"/>
                     </a:xfrm>
                     <a:prstGeom prst="rect">
                       <a:avLst/>
@@ -2158,7 +2158,7 @@
       <w:r>
         <w:drawing>
           <wp:inline>
-            <wp:extent cx="5334000" cy="5334000"/>
+            <wp:extent cx="3302849" cy="3302849"/>
             <wp:effectExtent b="0" l="0" r="0" t="0"/>
             <wp:docPr descr="" title="" id="23" name="Picture"/>
             <a:graphic>
@@ -2179,7 +2179,7 @@
                   <pic:spPr bwMode="auto">
                     <a:xfrm>
                       <a:off x="0" y="0"/>
-                      <a:ext cx="5334000" cy="5334000"/>
+                      <a:ext cx="3302849" cy="3302849"/>
                     </a:xfrm>
                     <a:prstGeom prst="rect">
                       <a:avLst/>
@@ -3130,7 +3130,7 @@
       <w:r>
         <w:drawing>
           <wp:inline>
-            <wp:extent cx="5334000" cy="5334000"/>
+            <wp:extent cx="3302849" cy="3302849"/>
             <wp:effectExtent b="0" l="0" r="0" t="0"/>
             <wp:docPr descr="" title="" id="29" name="Picture"/>
             <a:graphic>
@@ -3151,7 +3151,7 @@
                   <pic:spPr bwMode="auto">
                     <a:xfrm>
                       <a:off x="0" y="0"/>
-                      <a:ext cx="5334000" cy="5334000"/>
+                      <a:ext cx="3302849" cy="3302849"/>
                     </a:xfrm>
                     <a:prstGeom prst="rect">
                       <a:avLst/>
@@ -3417,7 +3417,7 @@
       <w:r>
         <w:drawing>
           <wp:inline>
-            <wp:extent cx="5334000" cy="5334000"/>
+            <wp:extent cx="2752374" cy="2752374"/>
             <wp:effectExtent b="0" l="0" r="0" t="0"/>
             <wp:docPr descr="" title="" id="34" name="Picture"/>
             <a:graphic>
@@ -3438,7 +3438,7 @@
                   <pic:spPr bwMode="auto">
                     <a:xfrm>
                       <a:off x="0" y="0"/>
-                      <a:ext cx="5334000" cy="5334000"/>
+                      <a:ext cx="2752374" cy="2752374"/>
                     </a:xfrm>
                     <a:prstGeom prst="rect">
                       <a:avLst/>
@@ -3704,7 +3704,7 @@
       <w:r>
         <w:drawing>
           <wp:inline>
-            <wp:extent cx="5334000" cy="5334000"/>
+            <wp:extent cx="2752374" cy="2752374"/>
             <wp:effectExtent b="0" l="0" r="0" t="0"/>
             <wp:docPr descr="" title="" id="38" name="Picture"/>
             <a:graphic>
@@ -3725,7 +3725,7 @@
                   <pic:spPr bwMode="auto">
                     <a:xfrm>
                       <a:off x="0" y="0"/>
-                      <a:ext cx="5334000" cy="5334000"/>
+                      <a:ext cx="2752374" cy="2752374"/>
                     </a:xfrm>
                     <a:prstGeom prst="rect">
                       <a:avLst/>
@@ -3807,7 +3807,7 @@
       <w:r>
         <w:drawing>
           <wp:inline>
-            <wp:extent cx="5334000" cy="5334000"/>
+            <wp:extent cx="3302849" cy="3302849"/>
             <wp:effectExtent b="0" l="0" r="0" t="0"/>
             <wp:docPr descr="" title="" id="42" name="Picture"/>
             <a:graphic>
@@ -3828,7 +3828,7 @@
                   <pic:spPr bwMode="auto">
                     <a:xfrm>
                       <a:off x="0" y="0"/>
-                      <a:ext cx="5334000" cy="5334000"/>
+                      <a:ext cx="3302849" cy="3302849"/>
                     </a:xfrm>
                     <a:prstGeom prst="rect">
                       <a:avLst/>
@@ -4024,7 +4024,7 @@
       <w:r>
         <w:drawing>
           <wp:inline>
-            <wp:extent cx="5334000" cy="5334000"/>
+            <wp:extent cx="3302849" cy="3302849"/>
             <wp:effectExtent b="0" l="0" r="0" t="0"/>
             <wp:docPr descr="" title="" id="46" name="Picture"/>
             <a:graphic>
@@ -4045,7 +4045,7 @@
                   <pic:spPr bwMode="auto">
                     <a:xfrm>
                       <a:off x="0" y="0"/>
-                      <a:ext cx="5334000" cy="5334000"/>
+                      <a:ext cx="3302849" cy="3302849"/>
                     </a:xfrm>
                     <a:prstGeom prst="rect">
                       <a:avLst/>
@@ -4896,7 +4896,7 @@
       <w:r>
         <w:drawing>
           <wp:inline>
-            <wp:extent cx="5334000" cy="5334000"/>
+            <wp:extent cx="3302849" cy="3302849"/>
             <wp:effectExtent b="0" l="0" r="0" t="0"/>
             <wp:docPr descr="" title="" id="53" name="Picture"/>
             <a:graphic>
@@ -4917,7 +4917,7 @@
                   <pic:spPr bwMode="auto">
                     <a:xfrm>
                       <a:off x="0" y="0"/>
-                      <a:ext cx="5334000" cy="5334000"/>
+                      <a:ext cx="3302849" cy="3302849"/>
                     </a:xfrm>
                     <a:prstGeom prst="rect">
                       <a:avLst/>
@@ -5083,7 +5083,7 @@
       <w:r>
         <w:drawing>
           <wp:inline>
-            <wp:extent cx="5334000" cy="5334000"/>
+            <wp:extent cx="3302849" cy="3302849"/>
             <wp:effectExtent b="0" l="0" r="0" t="0"/>
             <wp:docPr descr="" title="" id="57" name="Picture"/>
             <a:graphic>
@@ -5104,7 +5104,7 @@
                   <pic:spPr bwMode="auto">
                     <a:xfrm>
                       <a:off x="0" y="0"/>
-                      <a:ext cx="5334000" cy="5334000"/>
+                      <a:ext cx="3302849" cy="3302849"/>
                     </a:xfrm>
                     <a:prstGeom prst="rect">
                       <a:avLst/>
@@ -5231,7 +5231,7 @@
       <w:r>
         <w:drawing>
           <wp:inline>
-            <wp:extent cx="5334000" cy="5334000"/>
+            <wp:extent cx="3302849" cy="3302849"/>
             <wp:effectExtent b="0" l="0" r="0" t="0"/>
             <wp:docPr descr="" title="" id="61" name="Picture"/>
             <a:graphic>
@@ -5252,7 +5252,7 @@
                   <pic:spPr bwMode="auto">
                     <a:xfrm>
                       <a:off x="0" y="0"/>
-                      <a:ext cx="5334000" cy="5334000"/>
+                      <a:ext cx="3302849" cy="3302849"/>
                     </a:xfrm>
                     <a:prstGeom prst="rect">
                       <a:avLst/>
@@ -5288,7 +5288,7 @@
       <w:r>
         <w:drawing>
           <wp:inline>
-            <wp:extent cx="5334000" cy="5334000"/>
+            <wp:extent cx="3302849" cy="3302849"/>
             <wp:effectExtent b="0" l="0" r="0" t="0"/>
             <wp:docPr descr="" title="" id="65" name="Picture"/>
             <a:graphic>
@@ -5309,7 +5309,7 @@
                   <pic:spPr bwMode="auto">
                     <a:xfrm>
                       <a:off x="0" y="0"/>
-                      <a:ext cx="5334000" cy="5334000"/>
+                      <a:ext cx="3302849" cy="3302849"/>
                     </a:xfrm>
                     <a:prstGeom prst="rect">
                       <a:avLst/>
@@ -5548,7 +5548,7 @@
       <w:r>
         <w:drawing>
           <wp:inline>
-            <wp:extent cx="5334000" cy="5334000"/>
+            <wp:extent cx="3302849" cy="3302849"/>
             <wp:effectExtent b="0" l="0" r="0" t="0"/>
             <wp:docPr descr="" title="" id="70" name="Picture"/>
             <a:graphic>
@@ -5569,7 +5569,7 @@
                   <pic:spPr bwMode="auto">
                     <a:xfrm>
                       <a:off x="0" y="0"/>
-                      <a:ext cx="5334000" cy="5334000"/>
+                      <a:ext cx="3302849" cy="3302849"/>
                     </a:xfrm>
                     <a:prstGeom prst="rect">
                       <a:avLst/>
@@ -5826,7 +5826,7 @@
       <w:r>
         <w:drawing>
           <wp:inline>
-            <wp:extent cx="5334000" cy="5334000"/>
+            <wp:extent cx="3302849" cy="3302849"/>
             <wp:effectExtent b="0" l="0" r="0" t="0"/>
             <wp:docPr descr="" title="" id="74" name="Picture"/>
             <a:graphic>
@@ -5847,7 +5847,7 @@
                   <pic:spPr bwMode="auto">
                     <a:xfrm>
                       <a:off x="0" y="0"/>
-                      <a:ext cx="5334000" cy="5334000"/>
+                      <a:ext cx="3302849" cy="3302849"/>
                     </a:xfrm>
                     <a:prstGeom prst="rect">
                       <a:avLst/>
@@ -6033,7 +6033,7 @@
       <w:r>
         <w:drawing>
           <wp:inline>
-            <wp:extent cx="5334000" cy="5334000"/>
+            <wp:extent cx="3302849" cy="3302849"/>
             <wp:effectExtent b="0" l="0" r="0" t="0"/>
             <wp:docPr descr="" title="" id="78" name="Picture"/>
             <a:graphic>
@@ -6054,7 +6054,7 @@
                   <pic:spPr bwMode="auto">
                     <a:xfrm>
                       <a:off x="0" y="0"/>
-                      <a:ext cx="5334000" cy="5334000"/>
+                      <a:ext cx="3302849" cy="3302849"/>
                     </a:xfrm>
                     <a:prstGeom prst="rect">
                       <a:avLst/>
@@ -6369,7 +6369,7 @@
       <w:r>
         <w:drawing>
           <wp:inline>
-            <wp:extent cx="5334000" cy="5334000"/>
+            <wp:extent cx="3302849" cy="3302849"/>
             <wp:effectExtent b="0" l="0" r="0" t="0"/>
             <wp:docPr descr="" title="" id="82" name="Picture"/>
             <a:graphic>
@@ -6390,7 +6390,7 @@
                   <pic:spPr bwMode="auto">
                     <a:xfrm>
                       <a:off x="0" y="0"/>
-                      <a:ext cx="5334000" cy="5334000"/>
+                      <a:ext cx="3302849" cy="3302849"/>
                     </a:xfrm>
                     <a:prstGeom prst="rect">
                       <a:avLst/>
@@ -7004,7 +7004,7 @@
       <w:r>
         <w:drawing>
           <wp:inline>
-            <wp:extent cx="5334000" cy="5334000"/>
+            <wp:extent cx="3302849" cy="3302849"/>
             <wp:effectExtent b="0" l="0" r="0" t="0"/>
             <wp:docPr descr="" title="" id="88" name="Picture"/>
             <a:graphic>
@@ -7025,7 +7025,7 @@
                   <pic:spPr bwMode="auto">
                     <a:xfrm>
                       <a:off x="0" y="0"/>
-                      <a:ext cx="5334000" cy="5334000"/>
+                      <a:ext cx="3302849" cy="3302849"/>
                     </a:xfrm>
                     <a:prstGeom prst="rect">
                       <a:avLst/>
@@ -7251,7 +7251,7 @@
       <w:r>
         <w:drawing>
           <wp:inline>
-            <wp:extent cx="5334000" cy="5334000"/>
+            <wp:extent cx="3302849" cy="3302849"/>
             <wp:effectExtent b="0" l="0" r="0" t="0"/>
             <wp:docPr descr="" title="" id="93" name="Picture"/>
             <a:graphic>
@@ -7272,7 +7272,7 @@
                   <pic:spPr bwMode="auto">
                     <a:xfrm>
                       <a:off x="0" y="0"/>
-                      <a:ext cx="5334000" cy="5334000"/>
+                      <a:ext cx="3302849" cy="3302849"/>
                     </a:xfrm>
                     <a:prstGeom prst="rect">
                       <a:avLst/>
@@ -8025,7 +8025,7 @@
       <w:r>
         <w:drawing>
           <wp:inline>
-            <wp:extent cx="5334000" cy="5334000"/>
+            <wp:extent cx="3302849" cy="3302849"/>
             <wp:effectExtent b="0" l="0" r="0" t="0"/>
             <wp:docPr descr="" title="" id="98" name="Picture"/>
             <a:graphic>
@@ -8046,7 +8046,7 @@
                   <pic:spPr bwMode="auto">
                     <a:xfrm>
                       <a:off x="0" y="0"/>
-                      <a:ext cx="5334000" cy="5334000"/>
+                      <a:ext cx="3302849" cy="3302849"/>
                     </a:xfrm>
                     <a:prstGeom prst="rect">
                       <a:avLst/>
@@ -8450,7 +8450,7 @@
       <w:r>
         <w:drawing>
           <wp:inline>
-            <wp:extent cx="5334000" cy="5334000"/>
+            <wp:extent cx="3302849" cy="3302849"/>
             <wp:effectExtent b="0" l="0" r="0" t="0"/>
             <wp:docPr descr="" title="" id="105" name="Picture"/>
             <a:graphic>
@@ -8471,7 +8471,7 @@
                   <pic:spPr bwMode="auto">
                     <a:xfrm>
                       <a:off x="0" y="0"/>
-                      <a:ext cx="5334000" cy="5334000"/>
+                      <a:ext cx="3302849" cy="3302849"/>
                     </a:xfrm>
                     <a:prstGeom prst="rect">
                       <a:avLst/>
@@ -8652,7 +8652,7 @@
       <w:r>
         <w:drawing>
           <wp:inline>
-            <wp:extent cx="5334000" cy="5334000"/>
+            <wp:extent cx="3302849" cy="3302849"/>
             <wp:effectExtent b="0" l="0" r="0" t="0"/>
             <wp:docPr descr="" title="" id="109" name="Picture"/>
             <a:graphic>
@@ -8673,7 +8673,7 @@
                   <pic:spPr bwMode="auto">
                     <a:xfrm>
                       <a:off x="0" y="0"/>
-                      <a:ext cx="5334000" cy="5334000"/>
+                      <a:ext cx="3302849" cy="3302849"/>
                     </a:xfrm>
                     <a:prstGeom prst="rect">
                       <a:avLst/>
@@ -8770,7 +8770,7 @@
       <w:r>
         <w:drawing>
           <wp:inline>
-            <wp:extent cx="5334000" cy="5334000"/>
+            <wp:extent cx="3302849" cy="3302849"/>
             <wp:effectExtent b="0" l="0" r="0" t="0"/>
             <wp:docPr descr="" title="" id="113" name="Picture"/>
             <a:graphic>
@@ -8791,7 +8791,7 @@
                   <pic:spPr bwMode="auto">
                     <a:xfrm>
                       <a:off x="0" y="0"/>
-                      <a:ext cx="5334000" cy="5334000"/>
+                      <a:ext cx="3302849" cy="3302849"/>
                     </a:xfrm>
                     <a:prstGeom prst="rect">
                       <a:avLst/>
@@ -8845,7 +8845,7 @@
       <w:r>
         <w:drawing>
           <wp:inline>
-            <wp:extent cx="5334000" cy="5334000"/>
+            <wp:extent cx="3302849" cy="3302849"/>
             <wp:effectExtent b="0" l="0" r="0" t="0"/>
             <wp:docPr descr="" title="" id="117" name="Picture"/>
             <a:graphic>
@@ -8866,7 +8866,7 @@
                   <pic:spPr bwMode="auto">
                     <a:xfrm>
                       <a:off x="0" y="0"/>
-                      <a:ext cx="5334000" cy="5334000"/>
+                      <a:ext cx="3302849" cy="3302849"/>
                     </a:xfrm>
                     <a:prstGeom prst="rect">
                       <a:avLst/>
@@ -8910,7 +8910,7 @@
       <w:r>
         <w:drawing>
           <wp:inline>
-            <wp:extent cx="5334000" cy="5334000"/>
+            <wp:extent cx="3302849" cy="3302849"/>
             <wp:effectExtent b="0" l="0" r="0" t="0"/>
             <wp:docPr descr="" title="" id="121" name="Picture"/>
             <a:graphic>
@@ -8931,7 +8931,7 @@
                   <pic:spPr bwMode="auto">
                     <a:xfrm>
                       <a:off x="0" y="0"/>
-                      <a:ext cx="5334000" cy="5334000"/>
+                      <a:ext cx="3302849" cy="3302849"/>
                     </a:xfrm>
                     <a:prstGeom prst="rect">
                       <a:avLst/>
@@ -9318,7 +9318,7 @@
       <w:r>
         <w:drawing>
           <wp:inline>
-            <wp:extent cx="5334000" cy="5334000"/>
+            <wp:extent cx="3302849" cy="3302849"/>
             <wp:effectExtent b="0" l="0" r="0" t="0"/>
             <wp:docPr descr="" title="" id="126" name="Picture"/>
             <a:graphic>
@@ -9339,7 +9339,7 @@
                   <pic:spPr bwMode="auto">
                     <a:xfrm>
                       <a:off x="0" y="0"/>
-                      <a:ext cx="5334000" cy="5334000"/>
+                      <a:ext cx="3302849" cy="3302849"/>
                     </a:xfrm>
                     <a:prstGeom prst="rect">
                       <a:avLst/>
@@ -9485,7 +9485,7 @@
       <w:r>
         <w:drawing>
           <wp:inline>
-            <wp:extent cx="5334000" cy="5334000"/>
+            <wp:extent cx="3302849" cy="3302849"/>
             <wp:effectExtent b="0" l="0" r="0" t="0"/>
             <wp:docPr descr="" title="" id="130" name="Picture"/>
             <a:graphic>
@@ -9506,7 +9506,7 @@
                   <pic:spPr bwMode="auto">
                     <a:xfrm>
                       <a:off x="0" y="0"/>
-                      <a:ext cx="5334000" cy="5334000"/>
+                      <a:ext cx="3302849" cy="3302849"/>
                     </a:xfrm>
                     <a:prstGeom prst="rect">
                       <a:avLst/>

--- a/docs/content/nmds_cluster_analysis/nmds_cluster_analysis_lecture.docx
+++ b/docs/content/nmds_cluster_analysis/nmds_cluster_analysis_lecture.docx
@@ -3417,7 +3417,7 @@
       <w:r>
         <w:drawing>
           <wp:inline>
-            <wp:extent cx="2752374" cy="2752374"/>
+            <wp:extent cx="2293645" cy="2293645"/>
             <wp:effectExtent b="0" l="0" r="0" t="0"/>
             <wp:docPr descr="" title="" id="34" name="Picture"/>
             <a:graphic>
@@ -3438,7 +3438,7 @@
                   <pic:spPr bwMode="auto">
                     <a:xfrm>
                       <a:off x="0" y="0"/>
-                      <a:ext cx="2752374" cy="2752374"/>
+                      <a:ext cx="2293645" cy="2293645"/>
                     </a:xfrm>
                     <a:prstGeom prst="rect">
                       <a:avLst/>
@@ -3704,7 +3704,7 @@
       <w:r>
         <w:drawing>
           <wp:inline>
-            <wp:extent cx="2752374" cy="2752374"/>
+            <wp:extent cx="2293645" cy="2293645"/>
             <wp:effectExtent b="0" l="0" r="0" t="0"/>
             <wp:docPr descr="" title="" id="38" name="Picture"/>
             <a:graphic>
@@ -3725,7 +3725,7 @@
                   <pic:spPr bwMode="auto">
                     <a:xfrm>
                       <a:off x="0" y="0"/>
-                      <a:ext cx="2752374" cy="2752374"/>
+                      <a:ext cx="2293645" cy="2293645"/>
                     </a:xfrm>
                     <a:prstGeom prst="rect">
                       <a:avLst/>
